--- a/Docs/4-Finance-Mod-docs/SALES_USER_GUIDE.docx
+++ b/Docs/4-Finance-Mod-docs/SALES_USER_GUIDE.docx
@@ -36,7 +36,7 @@
           <w:i/>
           <w:sz w:val="28"/>
         </w:rPr>
-        <w:t>End-to-End Credit-Sale Procedures</w:t>
+        <w:t>Full Wave 3 Coverage — Credit-Sale + Returns + Admin</w:t>
       </w:r>
     </w:p>
     <w:p/>
@@ -49,7 +49,7 @@
           <w:color w:val="808080"/>
           <w:sz w:val="20"/>
         </w:rPr>
-        <w:t>Version 1.0  |  2026-05-30</w:t>
+        <w:t>Version 1.1  |  2026-06-01</w:t>
       </w:r>
     </w:p>
     <w:p>
@@ -65,7 +65,7 @@
         <w:rPr>
           <w:color w:val="1F3A5F"/>
         </w:rPr>
-        <w:t>Who this tutorial is for</w:t>
+        <w:t>What's new in v1.1</w:t>
       </w:r>
     </w:p>
     <w:p>
@@ -75,37 +75,7 @@
           <w:i w:val="0"/>
           <w:sz w:val="22"/>
         </w:rPr>
-        <w:t>This tutorial is written for the AR-side accountant who will exercise the Sales module end-to-end during acceptance testing. The procedures here follow the linear credit-sale lifecycle from initial customer Quote through settlement and outstanding-balance reporting. Each procedure is independently executable; you can use any individual section as a reference card.</w:t>
-      </w:r>
-    </w:p>
-    <w:p>
-      <w:r>
-        <w:rPr>
-          <w:b w:val="0"/>
-          <w:i w:val="0"/>
-          <w:sz w:val="22"/>
-        </w:rPr>
-      </w:r>
-    </w:p>
-    <w:p>
-      <w:r>
-        <w:rPr>
-          <w:b w:val="0"/>
-          <w:i w:val="0"/>
-          <w:sz w:val="22"/>
-        </w:rPr>
-        <w:t>The system is aligned to SAP Business One conventions, so terminology and workflow patterns will be familiar if you have an SAP B1 background. Document numbers (DocNum) are human-readable yearly sequences such as ARI-2026-0001. Behind the scenes every document also carries an internal DocEntry UUID — you rarely need to see this, but you may encounter it in URLs.</w:t>
-      </w:r>
-    </w:p>
-    <w:p>
-      <w:pPr>
-        <w:pStyle w:val="Heading2"/>
-      </w:pPr>
-      <w:r>
-        <w:rPr>
-          <w:color w:val="1F3A5F"/>
-        </w:rPr>
-        <w:t>Prerequisites</w:t>
+        <w:t>This revision of the tutorial covers the full Wave 3 Sales Module — all eleven functional surfaces are now live. The previous v1.0 release documented the first five (AR Invoice, Customer Receipt, AR Aging, Quote, Sales Order) and previewed the remaining six. v1.1 adds working procedures for everything that was previewed:</w:t>
       </w:r>
     </w:p>
     <w:p>
@@ -114,7 +84,7 @@
         <w:ind w:left="576"/>
       </w:pPr>
       <w:r>
-        <w:t>Login credentials with the sales.create / sales.edit / sales.view permissions</w:t>
+        <w:t>Delivery Note flow (creating from a Sales Order; generating an AR Invoice from a Delivery)</w:t>
       </w:r>
     </w:p>
     <w:p>
@@ -123,7 +93,7 @@
         <w:ind w:left="576"/>
       </w:pPr>
       <w:r>
-        <w:t>Customer record(s) exist (created via the Customers UI or imported)</w:t>
+        <w:t>Full returns lifecycle (Return Request → Return Note → AR Credit Note) — RMA-gated path AND skip-the-RMA path</w:t>
       </w:r>
     </w:p>
     <w:p>
@@ -132,7 +102,7 @@
         <w:ind w:left="576"/>
       </w:pPr>
       <w:r>
-        <w:t>At least one Sales Item with revenue and COGS account assignments</w:t>
+        <w:t>AR Credit Note from-Invoice path for direct financial reversal (discounts, billing corrections, refunds without physical return)</w:t>
       </w:r>
     </w:p>
     <w:p>
@@ -141,7 +111,7 @@
         <w:ind w:left="576"/>
       </w:pPr>
       <w:r>
-        <w:t>Active Fiscal Period covering the documents' transaction dates</w:t>
+        <w:t>Audit History — every sales detail page now shows a complete event timeline with actor names</w:t>
       </w:r>
     </w:p>
     <w:p>
@@ -150,7 +120,16 @@
         <w:ind w:left="576"/>
       </w:pPr>
       <w:r>
-        <w:t>Company Posting Setup row exists for the active company code</w:t>
+        <w:t>File attachments on every sales document — upload PDFs / images (receipts, signed delivery confirmations)</w:t>
+      </w:r>
+    </w:p>
+    <w:p>
+      <w:pPr>
+        <w:pStyle w:val="ListBullet"/>
+        <w:ind w:left="576"/>
+      </w:pPr>
+      <w:r>
+        <w:t>Sales Items Config — per-item GL account assignments</w:t>
       </w:r>
     </w:p>
     <w:p>
@@ -163,22 +142,44 @@
       </w:r>
     </w:p>
     <w:p>
+      <w:r>
+        <w:rPr>
+          <w:b w:val="0"/>
+          <w:i/>
+          <w:sz w:val="22"/>
+        </w:rPr>
+        <w:t>The previous v1.0 procedures (sign-in, Quote, Quote → SO conversion, AR Invoice, Customer Receipt, AR Aging) are still current and carried forward unchanged.</w:t>
+      </w:r>
+    </w:p>
+    <w:p>
       <w:pPr>
-        <w:ind w:left="576"/>
+        <w:pStyle w:val="Heading1"/>
       </w:pPr>
       <w:r>
         <w:rPr>
-          <w:b/>
           <w:color w:val="1F3A5F"/>
         </w:rPr>
-        <w:t xml:space="preserve">[Note] </w:t>
-      </w:r>
+        <w:t>Who this tutorial is for</w:t>
+      </w:r>
+    </w:p>
+    <w:p>
       <w:r>
         <w:rPr>
-          <w:i/>
-          <w:sz w:val="20"/>
+          <w:b w:val="0"/>
+          <w:i w:val="0"/>
+          <w:sz w:val="22"/>
         </w:rPr>
-        <w:t>If any prerequisite is missing, the relevant API call will return a 400 error explaining what is required. Most prerequisites are seeded out-of-the-box for the test tenant (A001).</w:t>
+        <w:t>AR-side accountants exercising the Sales Module end-to-end during acceptance testing. Procedures are listed in the order an accountant would typically encounter them. Each procedure is independently executable; use any section as a reference card.</w:t>
+      </w:r>
+    </w:p>
+    <w:p>
+      <w:r>
+        <w:rPr>
+          <w:b w:val="0"/>
+          <w:i w:val="0"/>
+          <w:sz w:val="22"/>
+        </w:rPr>
+        <w:t>The system is aligned to SAP Business One conventions — terminology and workflow patterns will be familiar if you have an SAP B1 background. Document numbers (DocNum) are human-readable yearly sequences like ARI-2026-0001. Behind the scenes every document has an internal DocEntry UUID — you rarely need to see it, but may encounter it in URLs.</w:t>
       </w:r>
     </w:p>
     <w:p>
@@ -189,273 +190,54 @@
         <w:rPr>
           <w:color w:val="1F3A5F"/>
         </w:rPr>
-        <w:t>What you can do today (and what is pending)</w:t>
+        <w:t>Prerequisites</w:t>
       </w:r>
     </w:p>
-    <w:tbl>
-      <w:tblPr>
-        <w:tblStyle w:val="LightGrid-Accent1"/>
-        <w:tblW w:type="auto" w:w="0"/>
-        <w:tblLook w:firstColumn="1" w:firstRow="1" w:lastColumn="0" w:lastRow="0" w:noHBand="0" w:noVBand="1" w:val="04A0"/>
-      </w:tblPr>
-      <w:tblGrid>
-        <w:gridCol w:w="4680"/>
-        <w:gridCol w:w="4680"/>
-      </w:tblGrid>
-      <w:tr>
-        <w:tc>
-          <w:tcPr>
-            <w:tcW w:type="dxa" w:w="4680"/>
-            <w:shd w:val="clear" w:color="auto" w:fill="1F3A5F"/>
-          </w:tcPr>
-          <w:p>
-            <w:r>
-              <w:rPr>
-                <w:b/>
-                <w:color w:val="FFFFFF"/>
-              </w:rPr>
-              <w:t>Procedure</w:t>
-            </w:r>
-          </w:p>
-        </w:tc>
-        <w:tc>
-          <w:tcPr>
-            <w:tcW w:type="dxa" w:w="4680"/>
-            <w:shd w:val="clear" w:color="auto" w:fill="1F3A5F"/>
-          </w:tcPr>
-          <w:p>
-            <w:r>
-              <w:rPr>
-                <w:b/>
-                <w:color w:val="FFFFFF"/>
-              </w:rPr>
-              <w:t>Status</w:t>
-            </w:r>
-          </w:p>
-        </w:tc>
-      </w:tr>
-      <w:tr>
-        <w:tc>
-          <w:tcPr>
-            <w:tcW w:type="dxa" w:w="4680"/>
-          </w:tcPr>
-          <w:p>
-            <w:r>
-              <w:t>Create / post / cancel Sales Quote</w:t>
-            </w:r>
-          </w:p>
-        </w:tc>
-        <w:tc>
-          <w:tcPr>
-            <w:tcW w:type="dxa" w:w="4680"/>
-          </w:tcPr>
-          <w:p>
-            <w:r>
-              <w:t>Available</w:t>
-            </w:r>
-          </w:p>
-        </w:tc>
-      </w:tr>
-      <w:tr>
-        <w:tc>
-          <w:tcPr>
-            <w:tcW w:type="dxa" w:w="4680"/>
-          </w:tcPr>
-          <w:p>
-            <w:r>
-              <w:t>Convert Quote to Sales Order</w:t>
-            </w:r>
-          </w:p>
-        </w:tc>
-        <w:tc>
-          <w:tcPr>
-            <w:tcW w:type="dxa" w:w="4680"/>
-          </w:tcPr>
-          <w:p>
-            <w:r>
-              <w:t>Available</w:t>
-            </w:r>
-          </w:p>
-        </w:tc>
-      </w:tr>
-      <w:tr>
-        <w:tc>
-          <w:tcPr>
-            <w:tcW w:type="dxa" w:w="4680"/>
-          </w:tcPr>
-          <w:p>
-            <w:r>
-              <w:t>Create / post / cancel Sales Order</w:t>
-            </w:r>
-          </w:p>
-        </w:tc>
-        <w:tc>
-          <w:tcPr>
-            <w:tcW w:type="dxa" w:w="4680"/>
-          </w:tcPr>
-          <w:p>
-            <w:r>
-              <w:t>Available</w:t>
-            </w:r>
-          </w:p>
-        </w:tc>
-      </w:tr>
-      <w:tr>
-        <w:tc>
-          <w:tcPr>
-            <w:tcW w:type="dxa" w:w="4680"/>
-          </w:tcPr>
-          <w:p>
-            <w:r>
-              <w:t>Create Delivery from Sales Order (UI)</w:t>
-            </w:r>
-          </w:p>
-        </w:tc>
-        <w:tc>
-          <w:tcPr>
-            <w:tcW w:type="dxa" w:w="4680"/>
-          </w:tcPr>
-          <w:p>
-            <w:r>
-              <w:t>Pending — backend works; UI in next task</w:t>
-            </w:r>
-          </w:p>
-        </w:tc>
-      </w:tr>
-      <w:tr>
-        <w:tc>
-          <w:tcPr>
-            <w:tcW w:type="dxa" w:w="4680"/>
-          </w:tcPr>
-          <w:p>
-            <w:r>
-              <w:t>Create AR Invoice from Delivery</w:t>
-            </w:r>
-          </w:p>
-        </w:tc>
-        <w:tc>
-          <w:tcPr>
-            <w:tcW w:type="dxa" w:w="4680"/>
-          </w:tcPr>
-          <w:p>
-            <w:r>
-              <w:t>Available (backend); UI from-delivery flow works</w:t>
-            </w:r>
-          </w:p>
-        </w:tc>
-      </w:tr>
-      <w:tr>
-        <w:tc>
-          <w:tcPr>
-            <w:tcW w:type="dxa" w:w="4680"/>
-          </w:tcPr>
-          <w:p>
-            <w:r>
-              <w:t>Receive Customer Payment (cash application)</w:t>
-            </w:r>
-          </w:p>
-        </w:tc>
-        <w:tc>
-          <w:tcPr>
-            <w:tcW w:type="dxa" w:w="4680"/>
-          </w:tcPr>
-          <w:p>
-            <w:r>
-              <w:t>Available</w:t>
-            </w:r>
-          </w:p>
-        </w:tc>
-      </w:tr>
-      <w:tr>
-        <w:tc>
-          <w:tcPr>
-            <w:tcW w:type="dxa" w:w="4680"/>
-          </w:tcPr>
-          <w:p>
-            <w:r>
-              <w:t>View AR Aging report</w:t>
-            </w:r>
-          </w:p>
-        </w:tc>
-        <w:tc>
-          <w:tcPr>
-            <w:tcW w:type="dxa" w:w="4680"/>
-          </w:tcPr>
-          <w:p>
-            <w:r>
-              <w:t>Available</w:t>
-            </w:r>
-          </w:p>
-        </w:tc>
-      </w:tr>
-      <w:tr>
-        <w:tc>
-          <w:tcPr>
-            <w:tcW w:type="dxa" w:w="4680"/>
-          </w:tcPr>
-          <w:p>
-            <w:r>
-              <w:t>Return Request / Return Note / AR Credit Note (UI)</w:t>
-            </w:r>
-          </w:p>
-        </w:tc>
-        <w:tc>
-          <w:tcPr>
-            <w:tcW w:type="dxa" w:w="4680"/>
-          </w:tcPr>
-          <w:p>
-            <w:r>
-              <w:t>Pending — backend works; UI in following tasks</w:t>
-            </w:r>
-          </w:p>
-        </w:tc>
-      </w:tr>
-      <w:tr>
-        <w:tc>
-          <w:tcPr>
-            <w:tcW w:type="dxa" w:w="4680"/>
-          </w:tcPr>
-          <w:p>
-            <w:r>
-              <w:t>Attach files to sales documents</w:t>
-            </w:r>
-          </w:p>
-        </w:tc>
-        <w:tc>
-          <w:tcPr>
-            <w:tcW w:type="dxa" w:w="4680"/>
-          </w:tcPr>
-          <w:p>
-            <w:r>
-              <w:t>Pending — backend gap; listing works</w:t>
-            </w:r>
-          </w:p>
-        </w:tc>
-      </w:tr>
-      <w:tr>
-        <w:tc>
-          <w:tcPr>
-            <w:tcW w:type="dxa" w:w="4680"/>
-          </w:tcPr>
-          <w:p>
-            <w:r>
-              <w:t>View Audit History on a sales document</w:t>
-            </w:r>
-          </w:p>
-        </w:tc>
-        <w:tc>
-          <w:tcPr>
-            <w:tcW w:type="dxa" w:w="4680"/>
-          </w:tcPr>
-          <w:p>
-            <w:r>
-              <w:t>Pending — sales-side audit endpoint in flight</w:t>
-            </w:r>
-          </w:p>
-        </w:tc>
-      </w:tr>
-    </w:tbl>
-    <w:p/>
+    <w:p>
+      <w:pPr>
+        <w:pStyle w:val="ListBullet"/>
+        <w:ind w:left="576"/>
+      </w:pPr>
+      <w:r>
+        <w:t>Login credentials with the appropriate sales / finance permissions</w:t>
+      </w:r>
+    </w:p>
+    <w:p>
+      <w:pPr>
+        <w:pStyle w:val="ListBullet"/>
+        <w:ind w:left="576"/>
+      </w:pPr>
+      <w:r>
+        <w:t>Customer record(s) exist (via the Customers / CRM UI)</w:t>
+      </w:r>
+    </w:p>
+    <w:p>
+      <w:pPr>
+        <w:pStyle w:val="ListBullet"/>
+        <w:ind w:left="576"/>
+      </w:pPr>
+      <w:r>
+        <w:t>Sales item(s) exist with revenue and COGS account assignments (Sales Items Config — see Procedure 12)</w:t>
+      </w:r>
+    </w:p>
+    <w:p>
+      <w:pPr>
+        <w:pStyle w:val="ListBullet"/>
+        <w:ind w:left="576"/>
+      </w:pPr>
+      <w:r>
+        <w:t>Active Fiscal Period covering the documents' transaction dates</w:t>
+      </w:r>
+    </w:p>
+    <w:p>
+      <w:pPr>
+        <w:pStyle w:val="ListBullet"/>
+        <w:ind w:left="576"/>
+      </w:pPr>
+      <w:r>
+        <w:t>Company Posting Setup wired up (Finance → Posting Setup — see Procedure 13)</w:t>
+      </w:r>
+    </w:p>
     <w:p>
       <w:r>
         <w:br w:type="page"/>
@@ -519,7 +301,7 @@
         <w:ind w:left="576"/>
       </w:pPr>
       <w:r>
-        <w:t>Use your email address and password. If multi-factor authentication is configured, complete the second factor.</w:t>
+        <w:t>Email + password; complete MFA if configured.</w:t>
       </w:r>
     </w:p>
     <w:p>
@@ -544,26 +326,7 @@
         <w:ind w:left="576"/>
       </w:pPr>
       <w:r>
-        <w:t>In the left sidebar look for the Sales (Wave 3) accordion. Click it to expand. You will see entries for AR Invoices, Customer Receipts, AR Aging, Quotes, Sales Orders, Deliveries (pending), Return Requests (pending), Returns (pending), and AR Credit Notes (pending).</w:t>
-      </w:r>
-    </w:p>
-    <w:p>
-      <w:pPr>
-        <w:ind w:left="576"/>
-      </w:pPr>
-      <w:r>
-        <w:rPr>
-          <w:b/>
-          <w:color w:val="1F3A5F"/>
-        </w:rPr>
-        <w:t xml:space="preserve">[Note] </w:t>
-      </w:r>
-      <w:r>
-        <w:rPr>
-          <w:i/>
-          <w:sz w:val="20"/>
-        </w:rPr>
-        <w:t>The legacy Sales sidebar entries continue to exist alongside the new ones during the transition. They will be retired in a final cleanup task.</w:t>
+        <w:t>In the left sidebar look for the Sales (Wave 3) accordion. Click to expand. You will see entries for: AR Invoices, Customer Receipts, AR Aging, Quotes, Sales Orders, Deliveries, Return Requests, Returns, AR Credit Notes, Sales Items Config. Finance settings such as Posting Setup live in the Finance sidebar group.</w:t>
       </w:r>
     </w:p>
     <w:p>
@@ -584,7 +347,7 @@
           <w:i w:val="0"/>
           <w:sz w:val="22"/>
         </w:rPr>
-        <w:t>A Sales Quote is a commitment-only document — it has no GL impact. Use it to record a price offer to a customer with a validity window. Quotes can be converted to Sales Orders once accepted.</w:t>
+        <w:t>A Sales Quote is a price offer with a validity date. It has no GL impact. Quotes can be converted to Sales Orders once accepted.</w:t>
       </w:r>
     </w:p>
     <w:p>
@@ -626,7 +389,7 @@
           <w:b/>
           <w:sz w:val="22"/>
         </w:rPr>
-        <w:t>Open the create form</w:t>
+        <w:t>Open create form</w:t>
       </w:r>
     </w:p>
     <w:p>
@@ -651,7 +414,7 @@
           <w:b/>
           <w:sz w:val="22"/>
         </w:rPr>
-        <w:t>Fill the header</w:t>
+        <w:t>Fill header</w:t>
       </w:r>
     </w:p>
     <w:p>
@@ -659,7 +422,7 @@
         <w:ind w:left="576"/>
       </w:pPr>
       <w:r>
-        <w:t>Customer (type to search and pick), Quote Date (today by default), Valid Until date, BP Ref No (the customer's purchase order or quote number, optional), Currency.</w:t>
+        <w:t>Customer (typeahead), Quote Date, Valid Until date, BP Ref No (the customer's own reference), Currency.</w:t>
       </w:r>
     </w:p>
     <w:p>
@@ -676,7 +439,7 @@
           <w:b/>
           <w:sz w:val="22"/>
         </w:rPr>
-        <w:t>Add at least one line</w:t>
+        <w:t>Add lines</w:t>
       </w:r>
     </w:p>
     <w:p>
@@ -684,7 +447,7 @@
         <w:ind w:left="576"/>
       </w:pPr>
       <w:r>
-        <w:t>For each line: Item Code, Item Name, Description (optional), Quantity, UoM, Unit Price, Discount % (optional), Tax Code, Warehouse, Cost Centre. Add more lines via the "+ Add Line" button.</w:t>
+        <w:t>Item Code, Item Name, Quantity, UoM, Unit Price, Discount %, Tax Code, Warehouse, Cost Centre. Add more lines via "+ Add Line".</w:t>
       </w:r>
     </w:p>
     <w:p>
@@ -701,7 +464,7 @@
           <w:b/>
           <w:sz w:val="22"/>
         </w:rPr>
-        <w:t>Verify totals</w:t>
+        <w:t>Submit</w:t>
       </w:r>
     </w:p>
     <w:p>
@@ -709,7 +472,7 @@
         <w:ind w:left="576"/>
       </w:pPr>
       <w:r>
-        <w:t>The Net, Tax, and Gross totals recompute as you type. Confirm the figures match your offer letter.</w:t>
+        <w:t>Lands on detail page in DRAFT status; doc number generated.</w:t>
       </w:r>
     </w:p>
     <w:p>
@@ -726,7 +489,7 @@
           <w:b/>
           <w:sz w:val="22"/>
         </w:rPr>
-        <w:t>Submit</w:t>
+        <w:t>Post</w:t>
       </w:r>
     </w:p>
     <w:p>
@@ -734,32 +497,7 @@
         <w:ind w:left="576"/>
       </w:pPr>
       <w:r>
-        <w:t>Click "Create Quote". You land on the Quote detail page in DRAFT status. The doc number (e.g. SQ-2026-0001) is generated automatically.</w:t>
-      </w:r>
-    </w:p>
-    <w:p>
-      <w:r>
-        <w:rPr>
-          <w:b/>
-          <w:color w:val="1F3A5F"/>
-          <w:sz w:val="22"/>
-        </w:rPr>
-        <w:t xml:space="preserve">Step 7.  </w:t>
-      </w:r>
-      <w:r>
-        <w:rPr>
-          <w:b/>
-          <w:sz w:val="22"/>
-        </w:rPr>
-        <w:t>Post the Quote</w:t>
-      </w:r>
-    </w:p>
-    <w:p>
-      <w:pPr>
-        <w:ind w:left="576"/>
-      </w:pPr>
-      <w:r>
-        <w:t>On the detail page click "Post" to transition DRAFT → OPEN. The quote is now sent to the customer.</w:t>
+        <w:t>On detail page click "Post" to transition DRAFT → OPEN.</w:t>
       </w:r>
     </w:p>
     <w:tbl>
@@ -789,7 +527,7 @@
               <w:rPr>
                 <w:sz w:val="20"/>
               </w:rPr>
-              <w:t>Drafts are editable; posted (Open) quotes are not. If you need to amend an Open quote, cancel it and create a new one. Cancelled quotes remain visible in the audit trail.</w:t>
+              <w:t>Drafts are editable; posted quotes are not. To amend an Open quote, cancel it and create a new one. Cancelled quotes remain visible in the audit trail.</w:t>
             </w:r>
           </w:p>
         </w:tc>
@@ -797,11 +535,6 @@
     </w:tbl>
     <w:p/>
     <w:p>
-      <w:r>
-        <w:br w:type="page"/>
-      </w:r>
-    </w:p>
-    <w:p>
       <w:pPr>
         <w:pStyle w:val="Heading1"/>
       </w:pPr>
@@ -819,7 +552,7 @@
           <w:i w:val="0"/>
           <w:sz w:val="22"/>
         </w:rPr>
-        <w:t>Once the customer accepts a Quote, convert it to a Sales Order. The system copies the header and line items into a new SO, sets the SO's baseDocRef to point back at the Quote, and (when fully consumed) closes the Quote automatically.</w:t>
+        <w:t>Once the customer accepts a Quote, convert it to a Sales Order. The system copies the header and line items into a new SO with baseDocRef pointing back at the Quote. When the SO is fully consumed by Deliveries, the Quote auto-closes.</w:t>
       </w:r>
     </w:p>
     <w:p>
@@ -836,15 +569,7 @@
           <w:b/>
           <w:sz w:val="22"/>
         </w:rPr>
-        <w:t>Open the source Quote</w:t>
-      </w:r>
-    </w:p>
-    <w:p>
-      <w:pPr>
-        <w:ind w:left="576"/>
-      </w:pPr>
-      <w:r>
-        <w:t>Sales (Wave 3) → Quotes → click the row of the quote you want to convert. The Quote must be in OPEN status.</w:t>
+        <w:t>Open the source Quote in OPEN status</w:t>
       </w:r>
     </w:p>
     <w:p>
@@ -869,7 +594,7 @@
         <w:ind w:left="576"/>
       </w:pPr>
       <w:r>
-        <w:t>The button is in the action bar at the top right of the detail page.</w:t>
+        <w:t>Action bar, top right of the Quote detail page.</w:t>
       </w:r>
     </w:p>
     <w:p>
@@ -894,7 +619,7 @@
         <w:ind w:left="576"/>
       </w:pPr>
       <w:r>
-        <w:t>The customer is locked to the source Quote's customer. Lines are copied with the Quote's quantities and prices. You can adjust quantities downward (partial fulfilment) but not upward — the SO cannot ship more than the Quote committed.</w:t>
+        <w:t>Customer locked to source Quote's customer. Lines copied at Quote's quantities and prices. You can reduce a line quantity (partial fulfilment) but not increase it.</w:t>
       </w:r>
     </w:p>
     <w:p>
@@ -911,7 +636,7 @@
           <w:b/>
           <w:sz w:val="22"/>
         </w:rPr>
-        <w:t>Set the Delivery Date</w:t>
+        <w:t>Set Delivery Date</w:t>
       </w:r>
     </w:p>
     <w:p>
@@ -919,7 +644,7 @@
         <w:ind w:left="576"/>
       </w:pPr>
       <w:r>
-        <w:t>This is the date you commit to fulfilling the order by. It is required on every SO and drives the eventual Delivery Note's dating.</w:t>
+        <w:t>The date you commit to fulfilling the order by. Required on every SO.</w:t>
       </w:r>
     </w:p>
     <w:p>
@@ -944,7 +669,7 @@
         <w:ind w:left="576"/>
       </w:pPr>
       <w:r>
-        <w:t>The warehouse the inventory will be drawn from when the Delivery is posted.</w:t>
+        <w:t>The warehouse the inventory will be drawn from at delivery time.</w:t>
       </w:r>
     </w:p>
     <w:p>
@@ -969,7 +694,7 @@
         <w:ind w:left="576"/>
       </w:pPr>
       <w:r>
-        <w:t>Click "Create Sales Order". A new SO is created in DRAFT status with its doc number (e.g. SO-2026-0001). The doc-chain card on the detail page links back to the source Quote.</w:t>
+        <w:t>New SO created in DRAFT; doc number generated; chain card links back to source Quote.</w:t>
       </w:r>
     </w:p>
     <w:p>
@@ -994,7 +719,7 @@
         <w:ind w:left="576"/>
       </w:pPr>
       <w:r>
-        <w:t>On the SO detail page click "Post" to transition DRAFT → OPEN. The SO is now a firm customer commitment.</w:t>
+        <w:t>Click "Post" — DRAFT → OPEN. The SO is now a firm commitment.</w:t>
       </w:r>
     </w:p>
     <w:tbl>
@@ -1024,7 +749,7 @@
               <w:rPr>
                 <w:sz w:val="20"/>
               </w:rPr>
-              <w:t>If your customer's outstanding AR plus this SO's gross amount would exceed their configured credit limit, the post action returns an error explaining by how much. Either reduce the SO or arrange a credit-limit override before retrying.</w:t>
+              <w:t>If the customer's outstanding AR plus this SO's gross would exceed their credit limit, the post action returns an error with the overshoot amount. Either reduce the SO or arrange a credit-limit override before retrying.</w:t>
             </w:r>
           </w:p>
         </w:tc>
@@ -1177,7 +902,7 @@
           </w:tcPr>
           <w:p>
             <w:r>
-              <w:t>orderedQty − deliveredQty − cancelledQty (= what is still outstanding)</w:t>
+              <w:t>orderedQty − deliveredQty − cancelledQty (still outstanding)</w:t>
             </w:r>
           </w:p>
         </w:tc>
@@ -1191,12 +916,7 @@
           <w:i w:val="0"/>
           <w:sz w:val="22"/>
         </w:rPr>
-        <w:t>A small progress bar visualises deliveredQty / orderedQty. When all lines reach openQty = 0, the SO automatically transitions to CLOSED. If any quantity is shipped but some still open, the SO is PARTLY CLOSED.</w:t>
-      </w:r>
-    </w:p>
-    <w:p>
-      <w:r>
-        <w:br w:type="page"/>
+        <w:t>A progress bar visualises deliveredQty / orderedQty. When all lines reach openQty = 0, the SO auto-transitions to CLOSED. If any line is partially shipped, the SO is PARTLY CLOSED.</w:t>
       </w:r>
     </w:p>
     <w:p>
@@ -1207,7 +927,7 @@
         <w:rPr>
           <w:color w:val="1F3A5F"/>
         </w:rPr>
-        <w:t>Procedure 5 — Issue an AR Invoice</w:t>
+        <w:t>Procedure 5 — Create a Delivery from a Sales Order</w:t>
       </w:r>
     </w:p>
     <w:p>
@@ -1217,7 +937,7 @@
           <w:i w:val="0"/>
           <w:sz w:val="22"/>
         </w:rPr>
-        <w:t>The AR Invoice is the revenue-recognition document. Posting an AR Invoice fires the Dr AR / Cr Revenue / Cr Output VAT journal entry. In the canonical flow, an AR Invoice is created from a posted Delivery Note. In the current testing build the from-Delivery UI flow works through the AR Invoice page directly.</w:t>
+        <w:t>Delivery records the physical shipment. Posting a Delivery fires the inventory-out journal (Dr COGS / Cr Inventory per line) and updates the source SO line's deliveredQty.</w:t>
       </w:r>
     </w:p>
     <w:p>
@@ -1234,15 +954,7 @@
           <w:b/>
           <w:sz w:val="22"/>
         </w:rPr>
-        <w:t>Navigate</w:t>
-      </w:r>
-    </w:p>
-    <w:p>
-      <w:pPr>
-        <w:ind w:left="576"/>
-      </w:pPr>
-      <w:r>
-        <w:t>Sales (Wave 3) → AR Invoices</w:t>
+        <w:t>Open the source SO in OPEN or PARTLY CLOSED status</w:t>
       </w:r>
     </w:p>
     <w:p>
@@ -1259,7 +971,7 @@
           <w:b/>
           <w:sz w:val="22"/>
         </w:rPr>
-        <w:t>Open the create form</w:t>
+        <w:t>Click "Create Delivery"</w:t>
       </w:r>
     </w:p>
     <w:p>
@@ -1267,7 +979,7 @@
         <w:ind w:left="576"/>
       </w:pPr>
       <w:r>
-        <w:t>Click "+ New AR Invoice".</w:t>
+        <w:t>Action bar of the SO detail page.</w:t>
       </w:r>
     </w:p>
     <w:p>
@@ -1284,7 +996,7 @@
           <w:b/>
           <w:sz w:val="22"/>
         </w:rPr>
-        <w:t>Pick the source Delivery (when using the from-Delivery flow)</w:t>
+        <w:t>Review the pre-filled Delivery form</w:t>
       </w:r>
     </w:p>
     <w:p>
@@ -1292,7 +1004,7 @@
         <w:ind w:left="576"/>
       </w:pPr>
       <w:r>
-        <w:t>If a Delivery exists, navigate to it (or use the URL pattern /sales/ar-invoices/from-delivery/&lt;deliveryDocId&gt;) and the form pre-fills with customer + lines.</w:t>
+        <w:t>Customer locked. Lines copied from the SO at each line's current openQty (= maximum deliverable). You can reduce a line quantity for partial shipment.</w:t>
       </w:r>
     </w:p>
     <w:p>
@@ -1309,7 +1021,7 @@
           <w:b/>
           <w:sz w:val="22"/>
         </w:rPr>
-        <w:t>Fill the header</w:t>
+        <w:t>Set Actual Delivery Date</w:t>
       </w:r>
     </w:p>
     <w:p>
@@ -1317,7 +1029,7 @@
         <w:ind w:left="576"/>
       </w:pPr>
       <w:r>
-        <w:t>Doc Date, Date of Supply, Invoice Date (often = Doc Date), Tax Date (governs tax-point period), Due Date (default = Doc Date + payment terms), Currency, Payment Terms.</w:t>
+        <w:t>The date the goods physically shipped. Defaults to the Delivery's doc date.</w:t>
       </w:r>
     </w:p>
     <w:p>
@@ -1334,7 +1046,7 @@
           <w:b/>
           <w:sz w:val="22"/>
         </w:rPr>
-        <w:t>Confirm lines</w:t>
+        <w:t>Submit</w:t>
       </w:r>
     </w:p>
     <w:p>
@@ -1342,7 +1054,7 @@
         <w:ind w:left="576"/>
       </w:pPr>
       <w:r>
-        <w:t>Lines are copied from the Delivery. The AR Invoice uses these line amounts to compute Revenue + Output VAT. Verify the tax codes and totals.</w:t>
+        <w:t>New Delivery created in DRAFT; doc number generated.</w:t>
       </w:r>
     </w:p>
     <w:p>
@@ -1359,7 +1071,7 @@
           <w:b/>
           <w:sz w:val="22"/>
         </w:rPr>
-        <w:t>Submit</w:t>
+        <w:t>Post the Delivery</w:t>
       </w:r>
     </w:p>
     <w:p>
@@ -1367,7 +1079,62 @@
         <w:ind w:left="576"/>
       </w:pPr>
       <w:r>
-        <w:t>Click "Create AR Invoice". You land on the AR Invoice detail page in DRAFT status with its doc number (e.g. ARI-2026-0001).</w:t>
+        <w:t>Click "Post" — DRAFT → OPEN.</w:t>
+      </w:r>
+    </w:p>
+    <w:tbl>
+      <w:tblPr>
+        <w:tblW w:type="auto" w:w="0"/>
+        <w:tblLook w:firstColumn="1" w:firstRow="1" w:lastColumn="0" w:lastRow="0" w:noHBand="0" w:noVBand="1" w:val="04A0"/>
+      </w:tblPr>
+      <w:tblGrid>
+        <w:gridCol w:w="9360"/>
+      </w:tblGrid>
+      <w:tr>
+        <w:tc>
+          <w:tcPr>
+            <w:tcW w:type="dxa" w:w="9360"/>
+            <w:shd w:val="clear" w:color="auto" w:fill="DDEBF7"/>
+          </w:tcPr>
+          <w:p>
+            <w:r/>
+            <w:r>
+              <w:rPr>
+                <w:b/>
+                <w:sz w:val="20"/>
+              </w:rPr>
+              <w:t xml:space="preserve">What happens on Post: </w:t>
+            </w:r>
+            <w:r>
+              <w:rPr>
+                <w:sz w:val="20"/>
+              </w:rPr>
+              <w:t>Inventory_movements ledger row inserted with quantity negative. inventory_balances decremented at the warehouse. delivery_posted event fires to the finance microservice which posts the journal entry: Dr COGS (item's COGS account) / Cr Inventory. Source SO line's deliveredQty increments; if all lines fully delivered, SO auto-transitions to CLOSED.</w:t>
+            </w:r>
+          </w:p>
+        </w:tc>
+      </w:tr>
+    </w:tbl>
+    <w:p/>
+    <w:p>
+      <w:pPr>
+        <w:pStyle w:val="Heading1"/>
+      </w:pPr>
+      <w:r>
+        <w:rPr>
+          <w:color w:val="1F3A5F"/>
+        </w:rPr>
+        <w:t>Procedure 6 — Generate an AR Invoice from a Delivery</w:t>
+      </w:r>
+    </w:p>
+    <w:p>
+      <w:r>
+        <w:rPr>
+          <w:b w:val="0"/>
+          <w:i w:val="0"/>
+          <w:sz w:val="22"/>
+        </w:rPr>
+        <w:t>The natural follow-on after Delivery. The from-Delivery flow captures customer, currency, payment terms, lines, and line amounts from the source Delivery so the AR Invoice fires the matching revenue-recognition journal automatically.</w:t>
       </w:r>
     </w:p>
     <w:p>
@@ -1377,14 +1144,31 @@
           <w:color w:val="1F3A5F"/>
           <w:sz w:val="22"/>
         </w:rPr>
-        <w:t xml:space="preserve">Step 7.  </w:t>
+        <w:t xml:space="preserve">Step 1.  </w:t>
       </w:r>
       <w:r>
         <w:rPr>
           <w:b/>
           <w:sz w:val="22"/>
         </w:rPr>
-        <w:t>Post the AR Invoice</w:t>
+        <w:t>Open the source Delivery in OPEN status</w:t>
+      </w:r>
+    </w:p>
+    <w:p>
+      <w:r>
+        <w:rPr>
+          <w:b/>
+          <w:color w:val="1F3A5F"/>
+          <w:sz w:val="22"/>
+        </w:rPr>
+        <w:t xml:space="preserve">Step 2.  </w:t>
+      </w:r>
+      <w:r>
+        <w:rPr>
+          <w:b/>
+          <w:sz w:val="22"/>
+        </w:rPr>
+        <w:t>Click "Generate AR Invoice"</w:t>
       </w:r>
     </w:p>
     <w:p>
@@ -1392,7 +1176,107 @@
         <w:ind w:left="576"/>
       </w:pPr>
       <w:r>
-        <w:t>Click "Post" to transition DRAFT → OPEN. This is the event that fires the GL posting:</w:t>
+        <w:t>Action bar of the Delivery detail page.</w:t>
+      </w:r>
+    </w:p>
+    <w:p>
+      <w:r>
+        <w:rPr>
+          <w:b/>
+          <w:color w:val="1F3A5F"/>
+          <w:sz w:val="22"/>
+        </w:rPr>
+        <w:t xml:space="preserve">Step 3.  </w:t>
+      </w:r>
+      <w:r>
+        <w:rPr>
+          <w:b/>
+          <w:sz w:val="22"/>
+        </w:rPr>
+        <w:t>Review the pre-filled AR Invoice form</w:t>
+      </w:r>
+    </w:p>
+    <w:p>
+      <w:pPr>
+        <w:ind w:left="576"/>
+      </w:pPr>
+      <w:r>
+        <w:t>Customer locked. Lines copied at the Delivery's quantities + prices. Tax codes and totals computed.</w:t>
+      </w:r>
+    </w:p>
+    <w:p>
+      <w:r>
+        <w:rPr>
+          <w:b/>
+          <w:color w:val="1F3A5F"/>
+          <w:sz w:val="22"/>
+        </w:rPr>
+        <w:t xml:space="preserve">Step 4.  </w:t>
+      </w:r>
+      <w:r>
+        <w:rPr>
+          <w:b/>
+          <w:sz w:val="22"/>
+        </w:rPr>
+        <w:t>Set tax-point and due dates</w:t>
+      </w:r>
+    </w:p>
+    <w:p>
+      <w:pPr>
+        <w:ind w:left="576"/>
+      </w:pPr>
+      <w:r>
+        <w:t>Doc Date, Date of Supply, Invoice Date (often = Doc Date), Tax Date (governs which tax period the transaction lands in), Due Date (default = Doc Date + payment terms).</w:t>
+      </w:r>
+    </w:p>
+    <w:p>
+      <w:r>
+        <w:rPr>
+          <w:b/>
+          <w:color w:val="1F3A5F"/>
+          <w:sz w:val="22"/>
+        </w:rPr>
+        <w:t xml:space="preserve">Step 5.  </w:t>
+      </w:r>
+      <w:r>
+        <w:rPr>
+          <w:b/>
+          <w:sz w:val="22"/>
+        </w:rPr>
+        <w:t>Submit</w:t>
+      </w:r>
+    </w:p>
+    <w:p>
+      <w:pPr>
+        <w:ind w:left="576"/>
+      </w:pPr>
+      <w:r>
+        <w:t>Lands on detail page in DRAFT status; doc number ARI-YYYY-NNNN.</w:t>
+      </w:r>
+    </w:p>
+    <w:p>
+      <w:r>
+        <w:rPr>
+          <w:b/>
+          <w:color w:val="1F3A5F"/>
+          <w:sz w:val="22"/>
+        </w:rPr>
+        <w:t xml:space="preserve">Step 6.  </w:t>
+      </w:r>
+      <w:r>
+        <w:rPr>
+          <w:b/>
+          <w:sz w:val="22"/>
+        </w:rPr>
+        <w:t>Post</w:t>
+      </w:r>
+    </w:p>
+    <w:p>
+      <w:pPr>
+        <w:ind w:left="576"/>
+      </w:pPr>
+      <w:r>
+        <w:t>Click "Post" — DRAFT → OPEN. Fires the revenue journal.</w:t>
       </w:r>
     </w:p>
     <w:tbl>
@@ -1512,7 +1396,7 @@
           </w:tcPr>
           <w:p>
             <w:r>
-              <w:t>Per-line revenueAccountId snapshotted from sale_item_finance_ext</w:t>
+              <w:t>Per-line revenueAccountId from Sales Items Config</w:t>
             </w:r>
           </w:p>
         </w:tc>
@@ -1551,40 +1435,6 @@
       </w:tr>
     </w:tbl>
     <w:p/>
-    <w:tbl>
-      <w:tblPr>
-        <w:tblW w:type="auto" w:w="0"/>
-        <w:tblLook w:firstColumn="1" w:firstRow="1" w:lastColumn="0" w:lastRow="0" w:noHBand="0" w:noVBand="1" w:val="04A0"/>
-      </w:tblPr>
-      <w:tblGrid>
-        <w:gridCol w:w="9360"/>
-      </w:tblGrid>
-      <w:tr>
-        <w:tc>
-          <w:tcPr>
-            <w:tcW w:type="dxa" w:w="9360"/>
-            <w:shd w:val="clear" w:color="auto" w:fill="DDEBF7"/>
-          </w:tcPr>
-          <w:p>
-            <w:r/>
-            <w:r>
-              <w:rPr>
-                <w:b/>
-                <w:sz w:val="20"/>
-              </w:rPr>
-              <w:t xml:space="preserve">What the doc-chain card shows: </w:t>
-            </w:r>
-            <w:r>
-              <w:rPr>
-                <w:sz w:val="20"/>
-              </w:rPr>
-              <w:t>On the AR Invoice detail page the Doc Chain card shows the Base Delivery (DN-YYYY-NNNN) above the invoice, and any Customer Receipts or AR Credit Notes that have been applied against this invoice below it. Click any link to navigate to that document.</w:t>
-            </w:r>
-          </w:p>
-        </w:tc>
-      </w:tr>
-    </w:tbl>
-    <w:p/>
     <w:p>
       <w:pPr>
         <w:pStyle w:val="Heading1"/>
@@ -1593,7 +1443,7 @@
         <w:rPr>
           <w:color w:val="1F3A5F"/>
         </w:rPr>
-        <w:t>Procedure 6 — Receive a customer payment</w:t>
+        <w:t>Procedure 7 — Receive a customer payment</w:t>
       </w:r>
     </w:p>
     <w:p>
@@ -1603,16 +1453,7 @@
           <w:i w:val="0"/>
           <w:sz w:val="22"/>
         </w:rPr>
-        <w:t>When the customer pays, record the receipt and allocate the amount against one or more open AR Invoices. The system posts Dr Bank / Cr AR and updates each AR Invoice's paidAmount and openAmount.</w:t>
-      </w:r>
-    </w:p>
-    <w:p>
-      <w:r>
-        <w:rPr>
-          <w:b w:val="0"/>
-          <w:i w:val="0"/>
-          <w:sz w:val="22"/>
-        </w:rPr>
+        <w:t>Records cash received from a customer and allocates it against one or more open AR Invoices. Posts Dr Bank / Cr AR; updates each invoice's paidAmount and openAmount.</w:t>
       </w:r>
     </w:p>
     <w:p>
@@ -1622,7 +1463,7 @@
           <w:i w:val="0"/>
           <w:sz w:val="22"/>
         </w:rPr>
-        <w:t>Two common entry points:</w:t>
+        <w:t>Two entry points:</w:t>
       </w:r>
     </w:p>
     <w:p>
@@ -1631,7 +1472,7 @@
         <w:ind w:left="576"/>
       </w:pPr>
       <w:r>
-        <w:t>From the AR Invoice detail page (recommended): click the "Receive Payment" button when the invoice is in OPEN status — the receipt form pre-fills with the invoice's open amount allocated.</w:t>
+        <w:t>From the AR Invoice detail page (recommended): click "Receive Payment" when the invoice is OPEN. The receipt form pre-fills with the invoice's open amount.</w:t>
       </w:r>
     </w:p>
     <w:p>
@@ -1640,16 +1481,7 @@
         <w:ind w:left="576"/>
       </w:pPr>
       <w:r>
-        <w:t>From the Customer Receipts list: click "+ New Customer Receipt" and pick the customer manually, then allocate.</w:t>
-      </w:r>
-    </w:p>
-    <w:p>
-      <w:r>
-        <w:rPr>
-          <w:b w:val="0"/>
-          <w:i w:val="0"/>
-          <w:sz w:val="22"/>
-        </w:rPr>
+        <w:t>From Customer Receipts list: "+ New Customer Receipt" → pick the customer manually → allocate.</w:t>
       </w:r>
     </w:p>
     <w:p>
@@ -1674,7 +1506,7 @@
         <w:ind w:left="576"/>
       </w:pPr>
       <w:r>
-        <w:t>Either via the "Receive Payment" button on an AR Invoice, or via Sales (Wave 3) → Customer Receipts → "+ New Customer Receipt".</w:t>
+        <w:t>Either entry point above.</w:t>
       </w:r>
     </w:p>
     <w:p>
@@ -1691,7 +1523,7 @@
           <w:b/>
           <w:sz w:val="22"/>
         </w:rPr>
-        <w:t>Confirm the header</w:t>
+        <w:t>Confirm header</w:t>
       </w:r>
     </w:p>
     <w:p>
@@ -1699,7 +1531,7 @@
         <w:ind w:left="576"/>
       </w:pPr>
       <w:r>
-        <w:t>Customer (locked when from-invoice; otherwise pick), Doc Date (the payment date), Bank Account (the asset account the funds are deposited into — pick from the dropdown), Currency, Payment Method (Bank Transfer / Cash / Cheque / Card), Reference No (the bank reference or cheque number).</w:t>
+        <w:t>Customer (locked when from-invoice), Doc Date, Bank Account (dropdown), Currency, Payment Method (Bank Transfer / Cash / Cheque / Card), Reference No (bank ref or cheque number).</w:t>
       </w:r>
     </w:p>
     <w:p>
@@ -1716,7 +1548,7 @@
           <w:b/>
           <w:sz w:val="22"/>
         </w:rPr>
-        <w:t>Enter the total amount received</w:t>
+        <w:t>Enter total amount received</w:t>
       </w:r>
     </w:p>
     <w:p>
@@ -1724,7 +1556,7 @@
         <w:ind w:left="576"/>
       </w:pPr>
       <w:r>
-        <w:t>This is the cash amount the customer actually paid. The currency must match the invoices' currency for now.</w:t>
+        <w:t>Currency must match the invoices' currency.</w:t>
       </w:r>
     </w:p>
     <w:p>
@@ -1749,7 +1581,7 @@
         <w:ind w:left="576"/>
       </w:pPr>
       <w:r>
-        <w:t>In the Allocations table add one row per AR Invoice you are paying. For each row select the invoice's doc number — you can see the open balance. Enter the applied amount. The sum of applied amounts must equal the total received. An over-allocation or under-allocation is rejected at submit.</w:t>
+        <w:t>One row per invoice. Sum of applied amounts must equal total received. Over- or under-allocation rejected at submit.</w:t>
       </w:r>
     </w:p>
     <w:p>
@@ -1774,7 +1606,7 @@
         <w:ind w:left="576"/>
       </w:pPr>
       <w:r>
-        <w:t>Click "Create Customer Receipt". You land on the Customer Receipt detail page in DRAFT status (e.g. IPAY-2026-0001).</w:t>
+        <w:t>DRAFT receipt created.</w:t>
       </w:r>
     </w:p>
     <w:p>
@@ -1799,7 +1631,7 @@
         <w:ind w:left="576"/>
       </w:pPr>
       <w:r>
-        <w:t>Click "Post" to transition DRAFT → OPEN. The Dr Bank / Cr AR journal fires; each allocated AR Invoice's paidAmount and openAmount update; invoices that reach openAmount = 0 transition to CLOSED.</w:t>
+        <w:t>Click "Post" — DRAFT → OPEN. Fires Dr Bank / Cr AR; allocated invoices' paidAmount and openAmount update; fully-paid invoices transition to CLOSED.</w:t>
       </w:r>
     </w:p>
     <w:tbl>
@@ -1829,7 +1661,7 @@
               <w:rPr>
                 <w:sz w:val="20"/>
               </w:rPr>
-              <w:t>On the receipt detail page each allocation row is a clickable link to the source AR Invoice. This is the fastest way to trace cash back to its invoice and from there to the original sale.</w:t>
+              <w:t>On the receipt detail page each allocation row is a clickable link back to the source AR Invoice. Trace cash → invoice → SO → Quote via the doc-chain card on each detail page.</w:t>
             </w:r>
           </w:p>
         </w:tc>
@@ -1837,11 +1669,6 @@
     </w:tbl>
     <w:p/>
     <w:p>
-      <w:r>
-        <w:br w:type="page"/>
-      </w:r>
-    </w:p>
-    <w:p>
       <w:pPr>
         <w:pStyle w:val="Heading1"/>
       </w:pPr>
@@ -1849,7 +1676,7 @@
         <w:rPr>
           <w:color w:val="1F3A5F"/>
         </w:rPr>
-        <w:t>Procedure 7 — Read the AR Aging report</w:t>
+        <w:t>Procedure 8 — Read the AR Aging report</w:t>
       </w:r>
     </w:p>
     <w:p>
@@ -1859,7 +1686,7 @@
           <w:i w:val="0"/>
           <w:sz w:val="22"/>
         </w:rPr>
-        <w:t>The AR Aging report shows every open or partly-paid AR Invoice bucketed by days overdue against an as-of date. It answers the question "who owes me money and how late are they?".</w:t>
+        <w:t>Shows every open or partly-paid AR Invoice bucketed by days overdue against an as-of date. The single most-used AR report.</w:t>
       </w:r>
     </w:p>
     <w:p>
@@ -1901,7 +1728,7 @@
           <w:b/>
           <w:sz w:val="22"/>
         </w:rPr>
-        <w:t>Set the As-of Date</w:t>
+        <w:t>Set As-of Date</w:t>
       </w:r>
     </w:p>
     <w:p>
@@ -1909,7 +1736,7 @@
         <w:ind w:left="576"/>
       </w:pPr>
       <w:r>
-        <w:t>Today by default. Change to back-date the report or run an end-of-month aging.</w:t>
+        <w:t>Today by default; change to back-date or end-of-month aging.</w:t>
       </w:r>
     </w:p>
     <w:p>
@@ -1926,7 +1753,7 @@
           <w:b/>
           <w:sz w:val="22"/>
         </w:rPr>
-        <w:t>Apply filters (optional)</w:t>
+        <w:t>Apply filters</w:t>
       </w:r>
     </w:p>
     <w:p>
@@ -1934,7 +1761,7 @@
         <w:ind w:left="576"/>
       </w:pPr>
       <w:r>
-        <w:t>Customer (filter to a single account); Currency (default: all). Click Refresh.</w:t>
+        <w:t>Customer, Currency. Click Refresh.</w:t>
       </w:r>
     </w:p>
     <w:p>
@@ -1959,7 +1786,7 @@
         <w:ind w:left="576"/>
       </w:pPr>
       <w:r>
-        <w:t>Five stat cards at the top show totals per bucket: Current (0 or not yet due), 1-30 days overdue, 31-60, 61-90, and 90+. The two right-most buckets are highlighted in warning colours.</w:t>
+        <w:t>5 stat cards: Current / 1-30 / 31-60 / 61-90 / 90+. Right-most two buckets highlighted in warning colours.</w:t>
       </w:r>
     </w:p>
     <w:p>
@@ -1984,7 +1811,7 @@
         <w:ind w:left="576"/>
       </w:pPr>
       <w:r>
-        <w:t>Each row is one customer + currency combination, with the same five bucket columns plus a Total and Invoices count. Click any column header to sort.</w:t>
+        <w:t>One row per customer + currency. Sortable by any column. Click row to drill into that customer's open invoices.</w:t>
       </w:r>
     </w:p>
     <w:p>
@@ -2001,7 +1828,7 @@
           <w:b/>
           <w:sz w:val="22"/>
         </w:rPr>
-        <w:t>Drill into a customer</w:t>
+        <w:t>Export to CSV</w:t>
       </w:r>
     </w:p>
     <w:p>
@@ -2009,32 +1836,7 @@
         <w:ind w:left="576"/>
       </w:pPr>
       <w:r>
-        <w:t>Click a customer row to navigate to the AR Invoices list filtered to that customer with status = Open. From there you can open each invoice and see line-by-line balances.</w:t>
-      </w:r>
-    </w:p>
-    <w:p>
-      <w:r>
-        <w:rPr>
-          <w:b/>
-          <w:color w:val="1F3A5F"/>
-          <w:sz w:val="22"/>
-        </w:rPr>
-        <w:t xml:space="preserve">Step 7.  </w:t>
-      </w:r>
-      <w:r>
-        <w:rPr>
-          <w:b/>
-          <w:sz w:val="22"/>
-        </w:rPr>
-        <w:t>Export to CSV</w:t>
-      </w:r>
-    </w:p>
-    <w:p>
-      <w:pPr>
-        <w:ind w:left="576"/>
-      </w:pPr>
-      <w:r>
-        <w:t>Click "Export CSV" in the top right. A file named ar_aging_YYYY-MM-DD.csv downloads with one row per customer.</w:t>
+        <w:t>Top-right "Export CSV" button.</w:t>
       </w:r>
     </w:p>
     <w:tbl>
@@ -2064,7 +1866,441 @@
               <w:rPr>
                 <w:sz w:val="20"/>
               </w:rPr>
-              <w:t>Buckets are inclusive: 1-30 covers days 1 through 30; 31-60 covers days 31 through 60. An invoice due exactly 30 days before the as-of date sits in 1-30. One day later it moves to 31-60.</w:t>
+              <w:t>Buckets are inclusive: 1-30 covers days 1 through 30. An invoice due exactly 30 days before the as-of date is in 1-30; one day later it moves to 31-60.</w:t>
+            </w:r>
+          </w:p>
+        </w:tc>
+      </w:tr>
+    </w:tbl>
+    <w:p/>
+    <w:p>
+      <w:r>
+        <w:br w:type="page"/>
+      </w:r>
+    </w:p>
+    <w:p>
+      <w:pPr>
+        <w:pStyle w:val="Heading1"/>
+      </w:pPr>
+      <w:r>
+        <w:rPr>
+          <w:color w:val="1F3A5F"/>
+        </w:rPr>
+        <w:t>Returns lifecycle</w:t>
+      </w:r>
+    </w:p>
+    <w:p>
+      <w:r>
+        <w:rPr>
+          <w:b w:val="0"/>
+          <w:i w:val="0"/>
+          <w:sz w:val="22"/>
+        </w:rPr>
+        <w:t>Returns have three documents corresponding to three real-world events:</w:t>
+      </w:r>
+    </w:p>
+    <w:tbl>
+      <w:tblPr>
+        <w:tblStyle w:val="LightGrid-Accent1"/>
+        <w:tblW w:type="auto" w:w="0"/>
+        <w:tblLook w:firstColumn="1" w:firstRow="1" w:lastColumn="0" w:lastRow="0" w:noHBand="0" w:noVBand="1" w:val="04A0"/>
+      </w:tblPr>
+      <w:tblGrid>
+        <w:gridCol w:w="3120"/>
+        <w:gridCol w:w="3120"/>
+        <w:gridCol w:w="3120"/>
+      </w:tblGrid>
+      <w:tr>
+        <w:tc>
+          <w:tcPr>
+            <w:tcW w:type="dxa" w:w="3120"/>
+            <w:shd w:val="clear" w:color="auto" w:fill="1F3A5F"/>
+          </w:tcPr>
+          <w:p>
+            <w:r>
+              <w:rPr>
+                <w:b/>
+                <w:color w:val="FFFFFF"/>
+              </w:rPr>
+              <w:t>Document</w:t>
+            </w:r>
+          </w:p>
+        </w:tc>
+        <w:tc>
+          <w:tcPr>
+            <w:tcW w:type="dxa" w:w="3120"/>
+            <w:shd w:val="clear" w:color="auto" w:fill="1F3A5F"/>
+          </w:tcPr>
+          <w:p>
+            <w:r>
+              <w:rPr>
+                <w:b/>
+                <w:color w:val="FFFFFF"/>
+              </w:rPr>
+              <w:t>Real-world event</w:t>
+            </w:r>
+          </w:p>
+        </w:tc>
+        <w:tc>
+          <w:tcPr>
+            <w:tcW w:type="dxa" w:w="3120"/>
+            <w:shd w:val="clear" w:color="auto" w:fill="1F3A5F"/>
+          </w:tcPr>
+          <w:p>
+            <w:r>
+              <w:rPr>
+                <w:b/>
+                <w:color w:val="FFFFFF"/>
+              </w:rPr>
+              <w:t>GL impact</w:t>
+            </w:r>
+          </w:p>
+        </w:tc>
+      </w:tr>
+      <w:tr>
+        <w:tc>
+          <w:tcPr>
+            <w:tcW w:type="dxa" w:w="3120"/>
+          </w:tcPr>
+          <w:p>
+            <w:r>
+              <w:t>Return Request (RR)</w:t>
+            </w:r>
+          </w:p>
+        </w:tc>
+        <w:tc>
+          <w:tcPr>
+            <w:tcW w:type="dxa" w:w="3120"/>
+          </w:tcPr>
+          <w:p>
+            <w:r>
+              <w:t>Customer asks to return goods; you authorise it (RMA)</w:t>
+            </w:r>
+          </w:p>
+        </w:tc>
+        <w:tc>
+          <w:tcPr>
+            <w:tcW w:type="dxa" w:w="3120"/>
+          </w:tcPr>
+          <w:p>
+            <w:r>
+              <w:t>None — commitment only</w:t>
+            </w:r>
+          </w:p>
+        </w:tc>
+      </w:tr>
+      <w:tr>
+        <w:tc>
+          <w:tcPr>
+            <w:tcW w:type="dxa" w:w="3120"/>
+          </w:tcPr>
+          <w:p>
+            <w:r>
+              <w:t>Return Note (RTN)</w:t>
+            </w:r>
+          </w:p>
+        </w:tc>
+        <w:tc>
+          <w:tcPr>
+            <w:tcW w:type="dxa" w:w="3120"/>
+          </w:tcPr>
+          <w:p>
+            <w:r>
+              <w:t>Customer physically ships goods back; you receive them</w:t>
+            </w:r>
+          </w:p>
+        </w:tc>
+        <w:tc>
+          <w:tcPr>
+            <w:tcW w:type="dxa" w:w="3120"/>
+          </w:tcPr>
+          <w:p>
+            <w:r>
+              <w:t>Dr Inventory / Cr COGS (Delivery reversed)</w:t>
+            </w:r>
+          </w:p>
+        </w:tc>
+      </w:tr>
+      <w:tr>
+        <w:tc>
+          <w:tcPr>
+            <w:tcW w:type="dxa" w:w="3120"/>
+          </w:tcPr>
+          <w:p>
+            <w:r>
+              <w:t>AR Credit Note (ARC)</w:t>
+            </w:r>
+          </w:p>
+        </w:tc>
+        <w:tc>
+          <w:tcPr>
+            <w:tcW w:type="dxa" w:w="3120"/>
+          </w:tcPr>
+          <w:p>
+            <w:r>
+              <w:t>You credit the customer's account</w:t>
+            </w:r>
+          </w:p>
+        </w:tc>
+        <w:tc>
+          <w:tcPr>
+            <w:tcW w:type="dxa" w:w="3120"/>
+          </w:tcPr>
+          <w:p>
+            <w:r>
+              <w:t>Dr Revenue / Dr Output VAT / Cr AR (AR Invoice reversed)</w:t>
+            </w:r>
+          </w:p>
+        </w:tc>
+      </w:tr>
+    </w:tbl>
+    <w:p/>
+    <w:p>
+      <w:r>
+        <w:rPr>
+          <w:b w:val="0"/>
+          <w:i w:val="0"/>
+          <w:sz w:val="22"/>
+        </w:rPr>
+        <w:t>Two paths exist depending on customer trust:</w:t>
+      </w:r>
+    </w:p>
+    <w:p>
+      <w:pPr>
+        <w:pStyle w:val="ListBullet"/>
+        <w:ind w:left="576"/>
+      </w:pPr>
+      <w:r>
+        <w:t>RMA-gated path (default for new customers): RR → RTN → ARC. Authorisation precedes physical receipt; commitment-only RR constrains what can be returned.</w:t>
+      </w:r>
+    </w:p>
+    <w:p>
+      <w:pPr>
+        <w:pStyle w:val="ListBullet"/>
+        <w:ind w:left="576"/>
+      </w:pPr>
+      <w:r>
+        <w:t>Skip-the-RMA path (trusted customers): RTN directly from a Delivery → ARC. No RR needed.</w:t>
+      </w:r>
+    </w:p>
+    <w:p>
+      <w:r>
+        <w:rPr>
+          <w:b w:val="0"/>
+          <w:i w:val="0"/>
+          <w:sz w:val="22"/>
+        </w:rPr>
+      </w:r>
+    </w:p>
+    <w:p>
+      <w:r>
+        <w:rPr>
+          <w:b w:val="0"/>
+          <w:i w:val="0"/>
+          <w:sz w:val="22"/>
+        </w:rPr>
+        <w:t>ARC alone (without physical return) is also valid for discounts, billing corrections, and refunds — see Procedure 11.</w:t>
+      </w:r>
+    </w:p>
+    <w:p>
+      <w:pPr>
+        <w:pStyle w:val="Heading1"/>
+      </w:pPr>
+      <w:r>
+        <w:rPr>
+          <w:color w:val="1F3A5F"/>
+        </w:rPr>
+        <w:t>Procedure 9 — Authorise a return (Return Request)</w:t>
+      </w:r>
+    </w:p>
+    <w:p>
+      <w:r>
+        <w:rPr>
+          <w:b w:val="0"/>
+          <w:i w:val="0"/>
+          <w:sz w:val="22"/>
+        </w:rPr>
+        <w:t>Customer-side authorisation (RMA). Commitment-only with reason code and validity date. Each line tracks requestedQty (max returnable) and consumedQty (incremented by Return Notes drawing against this RR).</w:t>
+      </w:r>
+    </w:p>
+    <w:p>
+      <w:r>
+        <w:rPr>
+          <w:b/>
+          <w:color w:val="1F3A5F"/>
+          <w:sz w:val="22"/>
+        </w:rPr>
+        <w:t xml:space="preserve">Step 1.  </w:t>
+      </w:r>
+      <w:r>
+        <w:rPr>
+          <w:b/>
+          <w:sz w:val="22"/>
+        </w:rPr>
+        <w:t>Open the source Delivery in OPEN status</w:t>
+      </w:r>
+    </w:p>
+    <w:p>
+      <w:pPr>
+        <w:ind w:left="576"/>
+      </w:pPr>
+      <w:r>
+        <w:t>Sales (Wave 3) → Deliveries → click the row.</w:t>
+      </w:r>
+    </w:p>
+    <w:p>
+      <w:r>
+        <w:rPr>
+          <w:b/>
+          <w:color w:val="1F3A5F"/>
+          <w:sz w:val="22"/>
+        </w:rPr>
+        <w:t xml:space="preserve">Step 2.  </w:t>
+      </w:r>
+      <w:r>
+        <w:rPr>
+          <w:b/>
+          <w:sz w:val="22"/>
+        </w:rPr>
+        <w:t>Click "Request Return (RMA)"</w:t>
+      </w:r>
+    </w:p>
+    <w:p>
+      <w:pPr>
+        <w:ind w:left="576"/>
+      </w:pPr>
+      <w:r>
+        <w:t>Action bar of Delivery detail page.</w:t>
+      </w:r>
+    </w:p>
+    <w:p>
+      <w:r>
+        <w:rPr>
+          <w:b/>
+          <w:color w:val="1F3A5F"/>
+          <w:sz w:val="22"/>
+        </w:rPr>
+        <w:t xml:space="preserve">Step 3.  </w:t>
+      </w:r>
+      <w:r>
+        <w:rPr>
+          <w:b/>
+          <w:sz w:val="22"/>
+        </w:rPr>
+        <w:t>Review the pre-filled RR form</w:t>
+      </w:r>
+    </w:p>
+    <w:p>
+      <w:pPr>
+        <w:ind w:left="576"/>
+      </w:pPr>
+      <w:r>
+        <w:t>Customer locked. Lines copied from the Delivery; each line carries the Delivery line's quantity as the default requestedQty (= max returnable). You can reduce; you cannot increase.</w:t>
+      </w:r>
+    </w:p>
+    <w:p>
+      <w:r>
+        <w:rPr>
+          <w:b/>
+          <w:color w:val="1F3A5F"/>
+          <w:sz w:val="22"/>
+        </w:rPr>
+        <w:t xml:space="preserve">Step 4.  </w:t>
+      </w:r>
+      <w:r>
+        <w:rPr>
+          <w:b/>
+          <w:sz w:val="22"/>
+        </w:rPr>
+        <w:t>Set the reason and validity</w:t>
+      </w:r>
+    </w:p>
+    <w:p>
+      <w:pPr>
+        <w:ind w:left="576"/>
+      </w:pPr>
+      <w:r>
+        <w:t>Reason code (damaged / wrong item / quality issue / customer changed mind / other), free-text reason notes, validity date (the RMA expiry).</w:t>
+      </w:r>
+    </w:p>
+    <w:p>
+      <w:r>
+        <w:rPr>
+          <w:b/>
+          <w:color w:val="1F3A5F"/>
+          <w:sz w:val="22"/>
+        </w:rPr>
+        <w:t xml:space="preserve">Step 5.  </w:t>
+      </w:r>
+      <w:r>
+        <w:rPr>
+          <w:b/>
+          <w:sz w:val="22"/>
+        </w:rPr>
+        <w:t>Submit</w:t>
+      </w:r>
+    </w:p>
+    <w:p>
+      <w:pPr>
+        <w:ind w:left="576"/>
+      </w:pPr>
+      <w:r>
+        <w:t>RR created in DRAFT; doc number RR-YYYY-NNNN.</w:t>
+      </w:r>
+    </w:p>
+    <w:p>
+      <w:r>
+        <w:rPr>
+          <w:b/>
+          <w:color w:val="1F3A5F"/>
+          <w:sz w:val="22"/>
+        </w:rPr>
+        <w:t xml:space="preserve">Step 6.  </w:t>
+      </w:r>
+      <w:r>
+        <w:rPr>
+          <w:b/>
+          <w:sz w:val="22"/>
+        </w:rPr>
+        <w:t>Post</w:t>
+      </w:r>
+    </w:p>
+    <w:p>
+      <w:pPr>
+        <w:ind w:left="576"/>
+      </w:pPr>
+      <w:r>
+        <w:t>Click "Post" — DRAFT → OPEN. The RR is now active and customer can ship the goods back.</w:t>
+      </w:r>
+    </w:p>
+    <w:tbl>
+      <w:tblPr>
+        <w:tblW w:type="auto" w:w="0"/>
+        <w:tblLook w:firstColumn="1" w:firstRow="1" w:lastColumn="0" w:lastRow="0" w:noHBand="0" w:noVBand="1" w:val="04A0"/>
+      </w:tblPr>
+      <w:tblGrid>
+        <w:gridCol w:w="9360"/>
+      </w:tblGrid>
+      <w:tr>
+        <w:tc>
+          <w:tcPr>
+            <w:tcW w:type="dxa" w:w="9360"/>
+            <w:shd w:val="clear" w:color="auto" w:fill="DDEBF7"/>
+          </w:tcPr>
+          <w:p>
+            <w:r/>
+            <w:r>
+              <w:rPr>
+                <w:b/>
+                <w:sz w:val="20"/>
+              </w:rPr>
+              <w:t xml:space="preserve">What happens next: </w:t>
+            </w:r>
+            <w:r>
+              <w:rPr>
+                <w:sz w:val="20"/>
+              </w:rPr>
+              <w:t>When you physically receive the goods back, create a Return Note from this RR (Procedure 10). Each Return Note increments this RR's consumedQty per line. When all lines are fully consumed, the RR auto-closes.</w:t>
             </w:r>
           </w:p>
         </w:tc>
@@ -2079,7 +2315,7 @@
         <w:rPr>
           <w:color w:val="1F3A5F"/>
         </w:rPr>
-        <w:t>Procedure 8 — Process a return (preview — UI pending)</w:t>
+        <w:t>Procedure 10 — Receive returned goods (Return Note)</w:t>
       </w:r>
     </w:p>
     <w:p>
@@ -2089,7 +2325,17 @@
           <w:i w:val="0"/>
           <w:sz w:val="22"/>
         </w:rPr>
-        <w:t>The Returns flow has three stages, all of which exist in the backend today and will gain UIs in the next task series:</w:t>
+        <w:t>Physical receipt of goods back into inventory. Fires the inventory-in journal (Dr Inventory / Cr COGS — the Delivery's COGS reversed). Updates source RR's consumedQty and source DN's returnedQty.</w:t>
+      </w:r>
+    </w:p>
+    <w:p>
+      <w:r>
+        <w:rPr>
+          <w:b/>
+          <w:i w:val="0"/>
+          <w:sz w:val="22"/>
+        </w:rPr>
+        <w:t>Two entry points:</w:t>
       </w:r>
     </w:p>
     <w:p>
@@ -2098,7 +2344,7 @@
         <w:ind w:left="576"/>
       </w:pPr>
       <w:r>
-        <w:t>Return Request (RR) — Customer authorisation (RMA). Commitment-only; no GL impact.</w:t>
+        <w:t>RMA-gated path: from a Return Request detail page (OPEN status) → "Create Return Note". Lines pre-fill at each line's remaining authorised quantity (requestedQty − consumedQty).</w:t>
       </w:r>
     </w:p>
     <w:p>
@@ -2107,7 +2353,189 @@
         <w:ind w:left="576"/>
       </w:pPr>
       <w:r>
-        <w:t>Return Note (RTN) — Physical goods receipt back into inventory. Posts Dr Inventory / Cr COGS (reverse of Delivery).</w:t>
+        <w:t>Skip-the-RMA path: from a Delivery detail page (OPEN status) → "Receive Return (direct)". Lines pre-fill at each line's un-returned quantity (quantity − returnedQty). Use for trusted customers where you trust the goods are coming back without pre-authorisation.</w:t>
+      </w:r>
+    </w:p>
+    <w:p>
+      <w:r>
+        <w:rPr>
+          <w:b/>
+          <w:color w:val="1F3A5F"/>
+          <w:sz w:val="22"/>
+        </w:rPr>
+        <w:t xml:space="preserve">Step 1.  </w:t>
+      </w:r>
+      <w:r>
+        <w:rPr>
+          <w:b/>
+          <w:sz w:val="22"/>
+        </w:rPr>
+        <w:t>Open the create form via one of the two entry points above</w:t>
+      </w:r>
+    </w:p>
+    <w:p>
+      <w:r>
+        <w:rPr>
+          <w:b/>
+          <w:color w:val="1F3A5F"/>
+          <w:sz w:val="22"/>
+        </w:rPr>
+        <w:t xml:space="preserve">Step 2.  </w:t>
+      </w:r>
+      <w:r>
+        <w:rPr>
+          <w:b/>
+          <w:sz w:val="22"/>
+        </w:rPr>
+        <w:t>Review the pre-filled RTN form</w:t>
+      </w:r>
+    </w:p>
+    <w:p>
+      <w:pPr>
+        <w:ind w:left="576"/>
+      </w:pPr>
+      <w:r>
+        <w:t>Customer locked. Lines carry their default quantity per the entry point. Reduce if you received less than expected.</w:t>
+      </w:r>
+    </w:p>
+    <w:p>
+      <w:r>
+        <w:rPr>
+          <w:b/>
+          <w:color w:val="1F3A5F"/>
+          <w:sz w:val="22"/>
+        </w:rPr>
+        <w:t xml:space="preserve">Step 3.  </w:t>
+      </w:r>
+      <w:r>
+        <w:rPr>
+          <w:b/>
+          <w:sz w:val="22"/>
+        </w:rPr>
+        <w:t>Set Actual Return Date</w:t>
+      </w:r>
+    </w:p>
+    <w:p>
+      <w:pPr>
+        <w:ind w:left="576"/>
+      </w:pPr>
+      <w:r>
+        <w:t>When goods physically arrived. Defaults to doc date.</w:t>
+      </w:r>
+    </w:p>
+    <w:p>
+      <w:r>
+        <w:rPr>
+          <w:b/>
+          <w:color w:val="1F3A5F"/>
+          <w:sz w:val="22"/>
+        </w:rPr>
+        <w:t xml:space="preserve">Step 4.  </w:t>
+      </w:r>
+      <w:r>
+        <w:rPr>
+          <w:b/>
+          <w:sz w:val="22"/>
+        </w:rPr>
+        <w:t>Submit</w:t>
+      </w:r>
+    </w:p>
+    <w:p>
+      <w:pPr>
+        <w:ind w:left="576"/>
+      </w:pPr>
+      <w:r>
+        <w:t>RTN created in DRAFT; doc number RTN-YYYY-NNNN.</w:t>
+      </w:r>
+    </w:p>
+    <w:p>
+      <w:r>
+        <w:rPr>
+          <w:b/>
+          <w:color w:val="1F3A5F"/>
+          <w:sz w:val="22"/>
+        </w:rPr>
+        <w:t xml:space="preserve">Step 5.  </w:t>
+      </w:r>
+      <w:r>
+        <w:rPr>
+          <w:b/>
+          <w:sz w:val="22"/>
+        </w:rPr>
+        <w:t>Post</w:t>
+      </w:r>
+    </w:p>
+    <w:p>
+      <w:pPr>
+        <w:ind w:left="576"/>
+      </w:pPr>
+      <w:r>
+        <w:t>Click "Post" — DRAFT → OPEN.</w:t>
+      </w:r>
+    </w:p>
+    <w:tbl>
+      <w:tblPr>
+        <w:tblW w:type="auto" w:w="0"/>
+        <w:tblLook w:firstColumn="1" w:firstRow="1" w:lastColumn="0" w:lastRow="0" w:noHBand="0" w:noVBand="1" w:val="04A0"/>
+      </w:tblPr>
+      <w:tblGrid>
+        <w:gridCol w:w="9360"/>
+      </w:tblGrid>
+      <w:tr>
+        <w:tc>
+          <w:tcPr>
+            <w:tcW w:type="dxa" w:w="9360"/>
+            <w:shd w:val="clear" w:color="auto" w:fill="DDEBF7"/>
+          </w:tcPr>
+          <w:p>
+            <w:r/>
+            <w:r>
+              <w:rPr>
+                <w:b/>
+                <w:sz w:val="20"/>
+              </w:rPr>
+              <w:t xml:space="preserve">What happens on Post: </w:t>
+            </w:r>
+            <w:r>
+              <w:rPr>
+                <w:sz w:val="20"/>
+              </w:rPr>
+              <w:t>inventory_movements row inserted (positive quantity — goods coming back in). inventory_balances incremented. return_posted event fires; finance posts Dr Inventory / Cr COGS at the original Delivery's per-line cost. Source RR's consumedQty increments (may auto-close the RR). Source Delivery's returnedQty increments. Reverses the original sale's inventory side.</w:t>
+            </w:r>
+          </w:p>
+        </w:tc>
+      </w:tr>
+    </w:tbl>
+    <w:p/>
+    <w:p>
+      <w:pPr>
+        <w:pStyle w:val="Heading1"/>
+      </w:pPr>
+      <w:r>
+        <w:rPr>
+          <w:color w:val="1F3A5F"/>
+        </w:rPr>
+        <w:t>Procedure 11 — Issue an AR Credit Note</w:t>
+      </w:r>
+    </w:p>
+    <w:p>
+      <w:r>
+        <w:rPr>
+          <w:b w:val="0"/>
+          <w:i w:val="0"/>
+          <w:sz w:val="22"/>
+        </w:rPr>
+        <w:t>Financial reversal. Posts Dr Revenue / Dr Output VAT / Cr AR — reverses the original AR Invoice's revenue posting. Reduces the customer's outstanding balance immediately and is reflected on the AR Aging report.</w:t>
+      </w:r>
+    </w:p>
+    <w:p>
+      <w:r>
+        <w:rPr>
+          <w:b/>
+          <w:i w:val="0"/>
+          <w:sz w:val="22"/>
+        </w:rPr>
+        <w:t>Three entry points:</w:t>
       </w:r>
     </w:p>
     <w:p>
@@ -2116,7 +2544,217 @@
         <w:ind w:left="576"/>
       </w:pPr>
       <w:r>
-        <w:t>AR Credit Note (ARC) — Financial reversal. Posts Dr Revenue / Dr Output VAT / Cr AR (reverse of AR Invoice). Reduces the customer's outstanding balance.</w:t>
+        <w:t>From a Return Note detail page (OPEN status) → "Issue Credit Note". This is the financial completion of a physical return — the customer returned goods (Return Note posted); now credit their account.</w:t>
+      </w:r>
+    </w:p>
+    <w:p>
+      <w:pPr>
+        <w:pStyle w:val="ListBullet"/>
+        <w:ind w:left="576"/>
+      </w:pPr>
+      <w:r>
+        <w:t>From an AR Invoice detail page (OPEN or PARTLY CLOSED status) → "Issue Credit Note". This is direct financial reversal without physical return — used for discounts after the fact, billing corrections, customer refunds.</w:t>
+      </w:r>
+    </w:p>
+    <w:p>
+      <w:pPr>
+        <w:pStyle w:val="ListBullet"/>
+        <w:ind w:left="576"/>
+      </w:pPr>
+      <w:r>
+        <w:t>"+ New Credit Note" on the AR Credit Notes list — manual creation. Rare; the from-X paths are nearly always preferred.</w:t>
+      </w:r>
+    </w:p>
+    <w:p>
+      <w:r>
+        <w:rPr>
+          <w:b/>
+          <w:color w:val="1F3A5F"/>
+          <w:sz w:val="22"/>
+        </w:rPr>
+        <w:t xml:space="preserve">Step 1.  </w:t>
+      </w:r>
+      <w:r>
+        <w:rPr>
+          <w:b/>
+          <w:sz w:val="22"/>
+        </w:rPr>
+        <w:t>Open the create form via one of the three entry points</w:t>
+      </w:r>
+    </w:p>
+    <w:p>
+      <w:r>
+        <w:rPr>
+          <w:b/>
+          <w:color w:val="1F3A5F"/>
+          <w:sz w:val="22"/>
+        </w:rPr>
+        <w:t xml:space="preserve">Step 2.  </w:t>
+      </w:r>
+      <w:r>
+        <w:rPr>
+          <w:b/>
+          <w:sz w:val="22"/>
+        </w:rPr>
+        <w:t>Review the pre-filled ARC form</w:t>
+      </w:r>
+    </w:p>
+    <w:p>
+      <w:pPr>
+        <w:ind w:left="576"/>
+      </w:pPr>
+      <w:r>
+        <w:t>Customer locked. Lines + amounts pre-fill from the source document. If from-Invoice mode, you pick which lines to credit and at what quantity (each line's max creditable qty = invoicedQty − creditedQty − cancelledQty).</w:t>
+      </w:r>
+    </w:p>
+    <w:p>
+      <w:r>
+        <w:rPr>
+          <w:b/>
+          <w:color w:val="1F3A5F"/>
+          <w:sz w:val="22"/>
+        </w:rPr>
+        <w:t xml:space="preserve">Step 3.  </w:t>
+      </w:r>
+      <w:r>
+        <w:rPr>
+          <w:b/>
+          <w:sz w:val="22"/>
+        </w:rPr>
+        <w:t>Confirm allocations</w:t>
+      </w:r>
+    </w:p>
+    <w:p>
+      <w:pPr>
+        <w:ind w:left="576"/>
+      </w:pPr>
+      <w:r>
+        <w:t>The allocations table maps the credit to one or more open AR Invoices. From-RTN and from-Invoice modes auto-populate the first row with the source ARI's docNumber and the credit amount. The sum of allocations must equal the credit note's net total.</w:t>
+      </w:r>
+    </w:p>
+    <w:p>
+      <w:r>
+        <w:rPr>
+          <w:b/>
+          <w:color w:val="1F3A5F"/>
+          <w:sz w:val="22"/>
+        </w:rPr>
+        <w:t xml:space="preserve">Step 4.  </w:t>
+      </w:r>
+      <w:r>
+        <w:rPr>
+          <w:b/>
+          <w:sz w:val="22"/>
+        </w:rPr>
+        <w:t>Set reason</w:t>
+      </w:r>
+    </w:p>
+    <w:p>
+      <w:pPr>
+        <w:ind w:left="576"/>
+      </w:pPr>
+      <w:r>
+        <w:t>Free-form text explaining the credit (e.g., "5% goodwill discount per customer service ticket #1234").</w:t>
+      </w:r>
+    </w:p>
+    <w:p>
+      <w:r>
+        <w:rPr>
+          <w:b/>
+          <w:color w:val="1F3A5F"/>
+          <w:sz w:val="22"/>
+        </w:rPr>
+        <w:t xml:space="preserve">Step 5.  </w:t>
+      </w:r>
+      <w:r>
+        <w:rPr>
+          <w:b/>
+          <w:sz w:val="22"/>
+        </w:rPr>
+        <w:t>Submit</w:t>
+      </w:r>
+    </w:p>
+    <w:p>
+      <w:pPr>
+        <w:ind w:left="576"/>
+      </w:pPr>
+      <w:r>
+        <w:t>ARC created in DRAFT; doc number ARC-YYYY-NNNN.</w:t>
+      </w:r>
+    </w:p>
+    <w:p>
+      <w:r>
+        <w:rPr>
+          <w:b/>
+          <w:color w:val="1F3A5F"/>
+          <w:sz w:val="22"/>
+        </w:rPr>
+        <w:t xml:space="preserve">Step 6.  </w:t>
+      </w:r>
+      <w:r>
+        <w:rPr>
+          <w:b/>
+          <w:sz w:val="22"/>
+        </w:rPr>
+        <w:t>Post</w:t>
+      </w:r>
+    </w:p>
+    <w:p>
+      <w:pPr>
+        <w:ind w:left="576"/>
+      </w:pPr>
+      <w:r>
+        <w:t>Click "Post" — DRAFT → OPEN. Fires the reversal journal.</w:t>
+      </w:r>
+    </w:p>
+    <w:tbl>
+      <w:tblPr>
+        <w:tblW w:type="auto" w:w="0"/>
+        <w:tblLook w:firstColumn="1" w:firstRow="1" w:lastColumn="0" w:lastRow="0" w:noHBand="0" w:noVBand="1" w:val="04A0"/>
+      </w:tblPr>
+      <w:tblGrid>
+        <w:gridCol w:w="9360"/>
+      </w:tblGrid>
+      <w:tr>
+        <w:tc>
+          <w:tcPr>
+            <w:tcW w:type="dxa" w:w="9360"/>
+            <w:shd w:val="clear" w:color="auto" w:fill="DDEBF7"/>
+          </w:tcPr>
+          <w:p>
+            <w:r/>
+            <w:r>
+              <w:rPr>
+                <w:b/>
+                <w:sz w:val="20"/>
+              </w:rPr>
+              <w:t xml:space="preserve">What happens on Post: </w:t>
+            </w:r>
+            <w:r>
+              <w:rPr>
+                <w:sz w:val="20"/>
+              </w:rPr>
+              <w:t>credit_note_posted event fires; finance posts Dr Revenue (per line) / Dr Output VAT (combined) / Cr Trade Receivables. Source AR Invoice's creditedAmount increments; openAmount decrements. Fully credited invoices transition to CLOSED. Customer balance on AR Aging reflects the credit immediately.</w:t>
+            </w:r>
+          </w:p>
+        </w:tc>
+      </w:tr>
+    </w:tbl>
+    <w:p/>
+    <w:p>
+      <w:r>
+        <w:br w:type="page"/>
+      </w:r>
+    </w:p>
+    <w:p>
+      <w:pPr>
+        <w:pStyle w:val="Heading1"/>
+      </w:pPr>
+      <w:r>
+        <w:rPr>
+          <w:color w:val="1F3A5F"/>
+        </w:rPr>
+        <w:t>Procedure 12 — Manage Sales Items Config</w:t>
       </w:r>
     </w:p>
     <w:p>
@@ -2126,6 +2764,152 @@
           <w:i w:val="0"/>
           <w:sz w:val="22"/>
         </w:rPr>
+        <w:t>Per-item finance configuration: each sales item has a revenue account, COGS account, sales tax code, and an isSellable flag. The Wave 3 sales documents snapshot these fields at line-create time, so the JE always uses the configuration that was active when the transaction was recorded — config changes do not retroactively affect already-posted documents.</w:t>
+      </w:r>
+    </w:p>
+    <w:p>
+      <w:r>
+        <w:rPr>
+          <w:b/>
+          <w:color w:val="1F3A5F"/>
+          <w:sz w:val="22"/>
+        </w:rPr>
+        <w:t xml:space="preserve">Step 1.  </w:t>
+      </w:r>
+      <w:r>
+        <w:rPr>
+          <w:b/>
+          <w:sz w:val="22"/>
+        </w:rPr>
+        <w:t>Navigate</w:t>
+      </w:r>
+    </w:p>
+    <w:p>
+      <w:pPr>
+        <w:ind w:left="576"/>
+      </w:pPr>
+      <w:r>
+        <w:t>Sales (Wave 3) → Sales Items Config</w:t>
+      </w:r>
+    </w:p>
+    <w:p>
+      <w:r>
+        <w:rPr>
+          <w:b/>
+          <w:color w:val="1F3A5F"/>
+          <w:sz w:val="22"/>
+        </w:rPr>
+        <w:t xml:space="preserve">Step 2.  </w:t>
+      </w:r>
+      <w:r>
+        <w:rPr>
+          <w:b/>
+          <w:sz w:val="22"/>
+        </w:rPr>
+        <w:t>Read the table</w:t>
+      </w:r>
+    </w:p>
+    <w:p>
+      <w:pPr>
+        <w:ind w:left="576"/>
+      </w:pPr>
+      <w:r>
+        <w:t>One row per configured item. Columns: Item Code, Item Name, Revenue Account, COGS Account, Tax Code, Active flag.</w:t>
+      </w:r>
+    </w:p>
+    <w:p>
+      <w:r>
+        <w:rPr>
+          <w:b/>
+          <w:color w:val="1F3A5F"/>
+          <w:sz w:val="22"/>
+        </w:rPr>
+        <w:t xml:space="preserve">Step 3.  </w:t>
+      </w:r>
+      <w:r>
+        <w:rPr>
+          <w:b/>
+          <w:sz w:val="22"/>
+        </w:rPr>
+        <w:t>Edit</w:t>
+      </w:r>
+    </w:p>
+    <w:p>
+      <w:pPr>
+        <w:ind w:left="576"/>
+      </w:pPr>
+      <w:r>
+        <w:t>Click the "Edit" icon on any row. Modal opens with the current values. The account pickers are filtered by drawer (REVENUE for the revenue field; COST_OF_SALES for the COGS field) so you can only pick the correct kind of account.</w:t>
+      </w:r>
+    </w:p>
+    <w:p>
+      <w:r>
+        <w:rPr>
+          <w:b/>
+          <w:color w:val="1F3A5F"/>
+          <w:sz w:val="22"/>
+        </w:rPr>
+        <w:t xml:space="preserve">Step 4.  </w:t>
+      </w:r>
+      <w:r>
+        <w:rPr>
+          <w:b/>
+          <w:sz w:val="22"/>
+        </w:rPr>
+        <w:t>Click "Save Changes"</w:t>
+      </w:r>
+    </w:p>
+    <w:p>
+      <w:pPr>
+        <w:ind w:left="576"/>
+      </w:pPr>
+      <w:r>
+        <w:t>Table refreshes with the updated value.</w:t>
+      </w:r>
+    </w:p>
+    <w:tbl>
+      <w:tblPr>
+        <w:tblW w:type="auto" w:w="0"/>
+        <w:tblLook w:firstColumn="1" w:firstRow="1" w:lastColumn="0" w:lastRow="0" w:noHBand="0" w:noVBand="1" w:val="04A0"/>
+      </w:tblPr>
+      <w:tblGrid>
+        <w:gridCol w:w="9360"/>
+      </w:tblGrid>
+      <w:tr>
+        <w:tc>
+          <w:tcPr>
+            <w:tcW w:type="dxa" w:w="9360"/>
+            <w:shd w:val="clear" w:color="auto" w:fill="FFF2CC"/>
+          </w:tcPr>
+          <w:p>
+            <w:r/>
+            <w:r>
+              <w:rPr>
+                <w:b/>
+                <w:sz w:val="20"/>
+              </w:rPr>
+              <w:t xml:space="preserve">Adding a new item: </w:t>
+            </w:r>
+            <w:r>
+              <w:rPr>
+                <w:sz w:val="20"/>
+              </w:rPr>
+              <w:t>The Sales Items Config page edits existing items. To register a new sales item you currently need to either use the Purchasing items master (since most items the platform sells were also purchased) or have the platform administrator add the item via the API. A unified Items master is part of the Wave 5 Production Cost Accounting work that's currently in design.</w:t>
+            </w:r>
+          </w:p>
+        </w:tc>
+      </w:tr>
+    </w:tbl>
+    <w:p/>
+    <w:p>
+      <w:pPr>
+        <w:pStyle w:val="Heading1"/>
+      </w:pPr>
+      <w:r>
+        <w:rPr>
+          <w:color w:val="1F3A5F"/>
+        </w:rPr>
+        <w:t>Procedure 13 — Configure Posting Setup (admin)</w:t>
       </w:r>
     </w:p>
     <w:p>
@@ -2135,7 +2919,475 @@
           <w:i w:val="0"/>
           <w:sz w:val="22"/>
         </w:rPr>
-        <w:t>The expected UI flow once shipped will mirror the credit-sale chain: navigate from the AR Invoice detail page, click "Issue Credit Note" or "Receive Return", select the lines and quantities to credit, then post. The system will fire the appropriate reversal journals automatically.</w:t>
+        <w:t>Cross-module finance configuration. Maps the abstract account roles (AR control, AP control, bank, output VAT, retained earnings, etc.) to specific GL accounts in the chart of accounts. Every Wave 3 event handler queries this table to know which GL accounts to post against.</w:t>
+      </w:r>
+    </w:p>
+    <w:p>
+      <w:r>
+        <w:rPr>
+          <w:b w:val="0"/>
+          <w:i/>
+          <w:sz w:val="22"/>
+        </w:rPr>
+        <w:t>Lives under the Finance sidebar group rather than Sales because Posting Setup is used by AR, AP, banking, and tax — not sales-specific.</w:t>
+      </w:r>
+    </w:p>
+    <w:p>
+      <w:r>
+        <w:rPr>
+          <w:b/>
+          <w:color w:val="1F3A5F"/>
+          <w:sz w:val="22"/>
+        </w:rPr>
+        <w:t xml:space="preserve">Step 1.  </w:t>
+      </w:r>
+      <w:r>
+        <w:rPr>
+          <w:b/>
+          <w:sz w:val="22"/>
+        </w:rPr>
+        <w:t>Navigate</w:t>
+      </w:r>
+    </w:p>
+    <w:p>
+      <w:pPr>
+        <w:ind w:left="576"/>
+      </w:pPr>
+      <w:r>
+        <w:t>Finance → Posting Setup</w:t>
+      </w:r>
+    </w:p>
+    <w:p>
+      <w:r>
+        <w:rPr>
+          <w:b/>
+          <w:color w:val="1F3A5F"/>
+          <w:sz w:val="22"/>
+        </w:rPr>
+        <w:t xml:space="preserve">Step 2.  </w:t>
+      </w:r>
+      <w:r>
+        <w:rPr>
+          <w:b/>
+          <w:sz w:val="22"/>
+        </w:rPr>
+        <w:t>Pick a company</w:t>
+      </w:r>
+    </w:p>
+    <w:p>
+      <w:pPr>
+        <w:ind w:left="576"/>
+      </w:pPr>
+      <w:r>
+        <w:t>Top of the page; defaults to your primary company. Multi-company tenants select the company they're configuring.</w:t>
+      </w:r>
+    </w:p>
+    <w:p>
+      <w:r>
+        <w:rPr>
+          <w:b/>
+          <w:color w:val="1F3A5F"/>
+          <w:sz w:val="22"/>
+        </w:rPr>
+        <w:t xml:space="preserve">Step 3.  </w:t>
+      </w:r>
+      <w:r>
+        <w:rPr>
+          <w:b/>
+          <w:sz w:val="22"/>
+        </w:rPr>
+        <w:t>Review the form</w:t>
+      </w:r>
+    </w:p>
+    <w:p>
+      <w:pPr>
+        <w:ind w:left="576"/>
+      </w:pPr>
+      <w:r>
+        <w:t>One section per account role. Each row has a label, a brief explanation (e.g., "AR Control — the receivables account Dr-posted by every AR Invoice"), and an AccountCombobox.</w:t>
+      </w:r>
+    </w:p>
+    <w:p>
+      <w:r>
+        <w:rPr>
+          <w:b/>
+          <w:color w:val="1F3A5F"/>
+          <w:sz w:val="22"/>
+        </w:rPr>
+        <w:t xml:space="preserve">Step 4.  </w:t>
+      </w:r>
+      <w:r>
+        <w:rPr>
+          <w:b/>
+          <w:sz w:val="22"/>
+        </w:rPr>
+        <w:t>Configure each gating field</w:t>
+      </w:r>
+    </w:p>
+    <w:p>
+      <w:pPr>
+        <w:ind w:left="576"/>
+      </w:pPr>
+      <w:r>
+        <w:t>Required: AR control, AP control, bank, output VAT, retained earnings. Optional but recommended: cash, input VAT, purchase price variance, rounding.</w:t>
+      </w:r>
+    </w:p>
+    <w:p>
+      <w:r>
+        <w:rPr>
+          <w:b/>
+          <w:color w:val="1F3A5F"/>
+          <w:sz w:val="22"/>
+        </w:rPr>
+        <w:t xml:space="preserve">Step 5.  </w:t>
+      </w:r>
+      <w:r>
+        <w:rPr>
+          <w:b/>
+          <w:sz w:val="22"/>
+        </w:rPr>
+        <w:t>Click "Save Configuration"</w:t>
+      </w:r>
+    </w:p>
+    <w:p>
+      <w:pPr>
+        <w:ind w:left="576"/>
+      </w:pPr>
+      <w:r>
+        <w:t>On success: toast confirms. On validation error: inline error highlights the missing or invalid field.</w:t>
+      </w:r>
+    </w:p>
+    <w:tbl>
+      <w:tblPr>
+        <w:tblW w:type="auto" w:w="0"/>
+        <w:tblLook w:firstColumn="1" w:firstRow="1" w:lastColumn="0" w:lastRow="0" w:noHBand="0" w:noVBand="1" w:val="04A0"/>
+      </w:tblPr>
+      <w:tblGrid>
+        <w:gridCol w:w="9360"/>
+      </w:tblGrid>
+      <w:tr>
+        <w:tc>
+          <w:tcPr>
+            <w:tcW w:type="dxa" w:w="9360"/>
+            <w:shd w:val="clear" w:color="auto" w:fill="DDEBF7"/>
+          </w:tcPr>
+          <w:p>
+            <w:r/>
+            <w:r>
+              <w:rPr>
+                <w:b/>
+                <w:sz w:val="20"/>
+              </w:rPr>
+              <w:t xml:space="preserve">Drawer hints: </w:t>
+            </w:r>
+            <w:r>
+              <w:rPr>
+                <w:sz w:val="20"/>
+              </w:rPr>
+              <w:t>Each AccountCombobox option shows a grey pill badge with the account's drawer and type (e.g., [Assets · asset], [Liabilities · liability]). Use this to confirm you're picking the correct kind of account before saving.</w:t>
+            </w:r>
+          </w:p>
+        </w:tc>
+      </w:tr>
+    </w:tbl>
+    <w:p/>
+    <w:p>
+      <w:pPr>
+        <w:pStyle w:val="Heading1"/>
+      </w:pPr>
+      <w:r>
+        <w:rPr>
+          <w:color w:val="1F3A5F"/>
+        </w:rPr>
+        <w:t>Procedure 14 — View document audit history</w:t>
+      </w:r>
+    </w:p>
+    <w:p>
+      <w:r>
+        <w:rPr>
+          <w:b w:val="0"/>
+          <w:i w:val="0"/>
+          <w:sz w:val="22"/>
+        </w:rPr>
+        <w:t>Every sales document maintains an event log: who created it, who posted it, who cancelled it, what fields changed when. Available on every sales document detail page.</w:t>
+      </w:r>
+    </w:p>
+    <w:p>
+      <w:r>
+        <w:rPr>
+          <w:b/>
+          <w:color w:val="1F3A5F"/>
+          <w:sz w:val="22"/>
+        </w:rPr>
+        <w:t xml:space="preserve">Step 1.  </w:t>
+      </w:r>
+      <w:r>
+        <w:rPr>
+          <w:b/>
+          <w:sz w:val="22"/>
+        </w:rPr>
+        <w:t>Open any sales document detail page (any status)</w:t>
+      </w:r>
+    </w:p>
+    <w:p>
+      <w:r>
+        <w:rPr>
+          <w:b/>
+          <w:color w:val="1F3A5F"/>
+          <w:sz w:val="22"/>
+        </w:rPr>
+        <w:t xml:space="preserve">Step 2.  </w:t>
+      </w:r>
+      <w:r>
+        <w:rPr>
+          <w:b/>
+          <w:sz w:val="22"/>
+        </w:rPr>
+        <w:t>Click "Audit History"</w:t>
+      </w:r>
+    </w:p>
+    <w:p>
+      <w:pPr>
+        <w:ind w:left="576"/>
+      </w:pPr>
+      <w:r>
+        <w:t>GhostButton in the action bar.</w:t>
+      </w:r>
+    </w:p>
+    <w:p>
+      <w:r>
+        <w:rPr>
+          <w:b/>
+          <w:color w:val="1F3A5F"/>
+          <w:sz w:val="22"/>
+        </w:rPr>
+        <w:t xml:space="preserve">Step 3.  </w:t>
+      </w:r>
+      <w:r>
+        <w:rPr>
+          <w:b/>
+          <w:sz w:val="22"/>
+        </w:rPr>
+        <w:t>Read the timeline</w:t>
+      </w:r>
+    </w:p>
+    <w:p>
+      <w:pPr>
+        <w:ind w:left="576"/>
+      </w:pPr>
+      <w:r>
+        <w:t>Newest first. Each row shows: timestamp, actor (resolved to displayName), action, and details (the specific fields that changed). Examples: "create_from_delivery" (showing the source DN), "transition" (showing the from→to status), "update" (showing the changed fields).</w:t>
+      </w:r>
+    </w:p>
+    <w:p>
+      <w:r>
+        <w:rPr>
+          <w:b/>
+          <w:color w:val="1F3A5F"/>
+          <w:sz w:val="22"/>
+        </w:rPr>
+        <w:t xml:space="preserve">Step 4.  </w:t>
+      </w:r>
+      <w:r>
+        <w:rPr>
+          <w:b/>
+          <w:sz w:val="22"/>
+        </w:rPr>
+        <w:t>Close modal</w:t>
+      </w:r>
+    </w:p>
+    <w:p>
+      <w:pPr>
+        <w:ind w:left="576"/>
+      </w:pPr>
+      <w:r>
+        <w:t>X button at top right (no overlay-click close — by design).</w:t>
+      </w:r>
+    </w:p>
+    <w:tbl>
+      <w:tblPr>
+        <w:tblW w:type="auto" w:w="0"/>
+        <w:tblLook w:firstColumn="1" w:firstRow="1" w:lastColumn="0" w:lastRow="0" w:noHBand="0" w:noVBand="1" w:val="04A0"/>
+      </w:tblPr>
+      <w:tblGrid>
+        <w:gridCol w:w="9360"/>
+      </w:tblGrid>
+      <w:tr>
+        <w:tc>
+          <w:tcPr>
+            <w:tcW w:type="dxa" w:w="9360"/>
+            <w:shd w:val="clear" w:color="auto" w:fill="DDEBF7"/>
+          </w:tcPr>
+          <w:p>
+            <w:r/>
+            <w:r>
+              <w:rPr>
+                <w:b/>
+                <w:sz w:val="20"/>
+              </w:rPr>
+              <w:t xml:space="preserve">What's tracked: </w:t>
+            </w:r>
+            <w:r>
+              <w:rPr>
+                <w:sz w:val="20"/>
+              </w:rPr>
+              <w:t>Document creation, every state transition (DRAFT → OPEN → CLOSED → CANCELLED), edits while in DRAFT, base-doc references at creation time (e.g., the source Quote that became this SO), and any system-generated events (e.g., auto-close on full consumption).</w:t>
+            </w:r>
+          </w:p>
+        </w:tc>
+      </w:tr>
+    </w:tbl>
+    <w:p/>
+    <w:p>
+      <w:pPr>
+        <w:pStyle w:val="Heading1"/>
+      </w:pPr>
+      <w:r>
+        <w:rPr>
+          <w:color w:val="1F3A5F"/>
+        </w:rPr>
+        <w:t>Procedure 15 — Attach files to a sales document</w:t>
+      </w:r>
+    </w:p>
+    <w:p>
+      <w:r>
+        <w:rPr>
+          <w:b w:val="0"/>
+          <w:i w:val="0"/>
+          <w:sz w:val="22"/>
+        </w:rPr>
+        <w:t>Every sales document can carry attachments — typically signed delivery confirmations, purchase orders from the customer, supporting receipts, or photographic evidence of returned goods.</w:t>
+      </w:r>
+    </w:p>
+    <w:p>
+      <w:r>
+        <w:rPr>
+          <w:b/>
+          <w:color w:val="1F3A5F"/>
+          <w:sz w:val="22"/>
+        </w:rPr>
+        <w:t xml:space="preserve">Step 1.  </w:t>
+      </w:r>
+      <w:r>
+        <w:rPr>
+          <w:b/>
+          <w:sz w:val="22"/>
+        </w:rPr>
+        <w:t>Open any sales document detail page</w:t>
+      </w:r>
+    </w:p>
+    <w:p>
+      <w:r>
+        <w:rPr>
+          <w:b/>
+          <w:color w:val="1F3A5F"/>
+          <w:sz w:val="22"/>
+        </w:rPr>
+        <w:t xml:space="preserve">Step 2.  </w:t>
+      </w:r>
+      <w:r>
+        <w:rPr>
+          <w:b/>
+          <w:sz w:val="22"/>
+        </w:rPr>
+        <w:t>Scroll to the Attachments section</w:t>
+      </w:r>
+    </w:p>
+    <w:p>
+      <w:pPr>
+        <w:ind w:left="576"/>
+      </w:pPr>
+      <w:r>
+        <w:t>Below the lines table. Shows the current list of attachments + an upload zone (when the doc is editable).</w:t>
+      </w:r>
+    </w:p>
+    <w:p>
+      <w:r>
+        <w:rPr>
+          <w:b/>
+          <w:color w:val="1F3A5F"/>
+          <w:sz w:val="22"/>
+        </w:rPr>
+        <w:t xml:space="preserve">Step 3.  </w:t>
+      </w:r>
+      <w:r>
+        <w:rPr>
+          <w:b/>
+          <w:sz w:val="22"/>
+        </w:rPr>
+        <w:t>Upload</w:t>
+      </w:r>
+    </w:p>
+    <w:p>
+      <w:pPr>
+        <w:ind w:left="576"/>
+      </w:pPr>
+      <w:r>
+        <w:t>Drag and drop a file, or click the upload zone to browse. The file uploads with a progress indicator; on success, it appears in the list.</w:t>
+      </w:r>
+    </w:p>
+    <w:p>
+      <w:r>
+        <w:rPr>
+          <w:b/>
+          <w:color w:val="1F3A5F"/>
+          <w:sz w:val="22"/>
+        </w:rPr>
+        <w:t xml:space="preserve">Step 4.  </w:t>
+      </w:r>
+      <w:r>
+        <w:rPr>
+          <w:b/>
+          <w:sz w:val="22"/>
+        </w:rPr>
+        <w:t>Download or delete</w:t>
+      </w:r>
+    </w:p>
+    <w:p>
+      <w:pPr>
+        <w:ind w:left="576"/>
+      </w:pPr>
+      <w:r>
+        <w:t>Each attachment row has a download link and a delete button. Deletion requires a confirmation modal (X-button-close only).</w:t>
+      </w:r>
+    </w:p>
+    <w:tbl>
+      <w:tblPr>
+        <w:tblW w:type="auto" w:w="0"/>
+        <w:tblLook w:firstColumn="1" w:firstRow="1" w:lastColumn="0" w:lastRow="0" w:noHBand="0" w:noVBand="1" w:val="04A0"/>
+      </w:tblPr>
+      <w:tblGrid>
+        <w:gridCol w:w="9360"/>
+      </w:tblGrid>
+      <w:tr>
+        <w:tc>
+          <w:tcPr>
+            <w:tcW w:type="dxa" w:w="9360"/>
+            <w:shd w:val="clear" w:color="auto" w:fill="FFF2CC"/>
+          </w:tcPr>
+          <w:p>
+            <w:r/>
+            <w:r>
+              <w:rPr>
+                <w:b/>
+                <w:sz w:val="20"/>
+              </w:rPr>
+              <w:t xml:space="preserve">Allowed file types: </w:t>
+            </w:r>
+            <w:r>
+              <w:rPr>
+                <w:sz w:val="20"/>
+              </w:rPr>
+              <w:t>PDF, JPEG, PNG, WebP. Restricted to document-scan formats only — executables, Office documents, and other binaries are rejected at the upload endpoint. There is no file size limit imposed by the platform; check with your administrator for tenant policies.</w:t>
+            </w:r>
+          </w:p>
+        </w:tc>
+      </w:tr>
+    </w:tbl>
+    <w:p/>
+    <w:p>
+      <w:r>
+        <w:br w:type="page"/>
       </w:r>
     </w:p>
     <w:p>
@@ -2146,7 +3398,7 @@
         <w:rPr>
           <w:color w:val="1F3A5F"/>
         </w:rPr>
-        <w:t>Procedure 9 — Document status lifecycle</w:t>
+        <w:t>Procedure 16 — Document status lifecycle reference</w:t>
       </w:r>
     </w:p>
     <w:p>
@@ -2156,7 +3408,7 @@
           <w:i w:val="0"/>
           <w:sz w:val="22"/>
         </w:rPr>
-        <w:t>Every sales document follows the same lifecycle, drawing from the SAP B1 convention:</w:t>
+        <w:t>Every sales document follows the same lifecycle, drawing from SAP B1:</w:t>
       </w:r>
     </w:p>
     <w:tbl>
@@ -2250,7 +3502,7 @@
           </w:tcPr>
           <w:p>
             <w:r>
-              <w:t>Saved but not committed; visible to creator only</w:t>
+              <w:t>Saved but not committed</w:t>
             </w:r>
           </w:p>
         </w:tc>
@@ -2292,7 +3544,7 @@
           </w:tcPr>
           <w:p>
             <w:r>
-              <w:t>Posted and active; ready for downstream consumption</w:t>
+              <w:t>Posted; active; available for downstream consumption</w:t>
             </w:r>
           </w:p>
         </w:tc>
@@ -2453,7 +3705,7 @@
         <w:rPr>
           <w:color w:val="1F3A5F"/>
         </w:rPr>
-        <w:t>Procedure 10 — Document chain navigation</w:t>
+        <w:t>Procedure 17 — Document chain navigation</w:t>
       </w:r>
     </w:p>
     <w:p>
@@ -2463,7 +3715,7 @@
           <w:i w:val="0"/>
           <w:sz w:val="22"/>
         </w:rPr>
-        <w:t>Each document detail page shows a Doc Chain card with two sections:</w:t>
+        <w:t>Every document detail page exposes a Doc Chain card with three sections:</w:t>
       </w:r>
     </w:p>
     <w:p>
@@ -2472,7 +3724,7 @@
         <w:ind w:left="576"/>
       </w:pPr>
       <w:r>
-        <w:t>Base Document — what this document was created FROM (e.g., the source Quote that became this SO)</w:t>
+        <w:t>Base Document(s) — what this came from (the source SO that became this Delivery; the source ARI this Credit Note credits; etc.).</w:t>
       </w:r>
     </w:p>
     <w:p>
@@ -2481,37 +3733,7 @@
         <w:ind w:left="576"/>
       </w:pPr>
       <w:r>
-        <w:t>Target Documents — what has been created FROM this document (e.g., Deliveries drawn off this SO; Receipts that paid this Invoice)</w:t>
-      </w:r>
-    </w:p>
-    <w:p>
-      <w:r>
-        <w:rPr>
-          <w:b w:val="0"/>
-          <w:i w:val="0"/>
-          <w:sz w:val="22"/>
-        </w:rPr>
-      </w:r>
-    </w:p>
-    <w:p>
-      <w:r>
-        <w:rPr>
-          <w:b w:val="0"/>
-          <w:i w:val="0"/>
-          <w:sz w:val="22"/>
-        </w:rPr>
-        <w:t>Click any link in the Doc Chain card to navigate to that document. This is how you trace cash all the way back to the original quote, or forward from a quote to see how it was ultimately settled.</w:t>
-      </w:r>
-    </w:p>
-    <w:p>
-      <w:pPr>
-        <w:pStyle w:val="Heading1"/>
-      </w:pPr>
-      <w:r>
-        <w:rPr>
-          <w:color w:val="1F3A5F"/>
-        </w:rPr>
-        <w:t>Known limitations during testing</w:t>
+        <w:t>Target Documents — what came from this (the Deliveries drawn off this SO; the Receipts that paid this Invoice).</w:t>
       </w:r>
     </w:p>
     <w:p>
@@ -2520,19 +3742,28 @@
         <w:ind w:left="576"/>
       </w:pPr>
       <w:r>
-        <w:t>Delivery UI not yet shipped</w:t>
+        <w:t>Click any chain link to navigate. The chain is bidirectional — trace cash all the way back to the original quote, or forward from a quote to see how it was settled.</w:t>
       </w:r>
     </w:p>
     <w:p>
       <w:pPr>
-        <w:ind w:left="1080"/>
+        <w:pStyle w:val="Heading1"/>
       </w:pPr>
       <w:r>
         <w:rPr>
-          <w:i/>
-          <w:sz w:val="20"/>
+          <w:color w:val="1F3A5F"/>
         </w:rPr>
-        <w:t>Workaround: Create Deliveries through the API or wait for the next task. AR Invoice from-Delivery UI works against existing Deliveries.</w:t>
+        <w:t>Known limitations and what's coming next</w:t>
+      </w:r>
+    </w:p>
+    <w:p>
+      <w:r>
+        <w:rPr>
+          <w:b w:val="0"/>
+          <w:i w:val="0"/>
+          <w:sz w:val="22"/>
+        </w:rPr>
+        <w:t>The Wave 3 sales module is functionally complete. Two items are in flight that an accountant testing the platform should be aware of:</w:t>
       </w:r>
     </w:p>
     <w:p>
@@ -2541,19 +3772,7 @@
         <w:ind w:left="576"/>
       </w:pPr>
       <w:r>
-        <w:t>Audit History button is intentionally hidden on every sales document detail page</w:t>
-      </w:r>
-    </w:p>
-    <w:p>
-      <w:pPr>
-        <w:ind w:left="1080"/>
-      </w:pPr>
-      <w:r>
-        <w:rPr>
-          <w:i/>
-          <w:sz w:val="20"/>
-        </w:rPr>
-        <w:t>Workaround: The endpoint that backs it is finance-side and does not yet serve sales entity types. A sales-side audit endpoint is in flight.</w:t>
+        <w:t>Self-produced (farm-harvested) items currently post Dr COGS 0.00 / Cr Inventory 0.00 on Deliveries. The journal account assignments are correct (revenue / COGS / VAT all hit the right accounts) but the cost basis on harvested items is zero because no production-cost flow exists from farm operations into the sales inventory yet. This is being addressed in Wave 5 — Production Cost Accounting (design complete, awaiting sign-off). Externally-purchased items already have correct COGS amounts via the purchasing-side Goods Receipt flow.</w:t>
       </w:r>
     </w:p>
     <w:p>
@@ -2562,61 +3781,7 @@
         <w:ind w:left="576"/>
       </w:pPr>
       <w:r>
-        <w:t>Attachment upload returns an error on sales documents</w:t>
-      </w:r>
-    </w:p>
-    <w:p>
-      <w:pPr>
-        <w:ind w:left="1080"/>
-      </w:pPr>
-      <w:r>
-        <w:rPr>
-          <w:i/>
-          <w:sz w:val="20"/>
-        </w:rPr>
-        <w:t>Workaround: The list of attachments works. Upload routing is tracked as a known gap.</w:t>
-      </w:r>
-    </w:p>
-    <w:p>
-      <w:pPr>
-        <w:pStyle w:val="ListBullet"/>
-        <w:ind w:left="576"/>
-      </w:pPr>
-      <w:r>
-        <w:t>Return Request / Return Note / AR Credit Note have no UI yet</w:t>
-      </w:r>
-    </w:p>
-    <w:p>
-      <w:pPr>
-        <w:ind w:left="1080"/>
-      </w:pPr>
-      <w:r>
-        <w:rPr>
-          <w:i/>
-          <w:sz w:val="20"/>
-        </w:rPr>
-        <w:t>Workaround: Backend is complete; UIs are queued in the next set of tasks.</w:t>
-      </w:r>
-    </w:p>
-    <w:p>
-      <w:pPr>
-        <w:pStyle w:val="ListBullet"/>
-        <w:ind w:left="576"/>
-      </w:pPr>
-      <w:r>
-        <w:t>Returns posting JE shows AED 0.00 on the inventory side</w:t>
-      </w:r>
-    </w:p>
-    <w:p>
-      <w:pPr>
-        <w:ind w:left="1080"/>
-      </w:pPr>
-      <w:r>
-        <w:rPr>
-          <w:i/>
-          <w:sz w:val="20"/>
-        </w:rPr>
-        <w:t>Workaround: The test items have no cost data seeded. The math is correct; the input is zero. Sales Items master + COGS seeding will populate realistic values.</w:t>
+        <w:t>Sales Items Config lets you edit existing items but does not yet create new ones. Items are managed via the Purchasing module today; a unified Items master with sales-creation support is part of Wave 5 Phase 5.0.</w:t>
       </w:r>
     </w:p>
     <w:p>
@@ -2668,6 +3833,50 @@
                 <w:color w:val="FFFFFF"/>
               </w:rPr>
               <w:t>Meaning</w:t>
+            </w:r>
+          </w:p>
+        </w:tc>
+      </w:tr>
+      <w:tr>
+        <w:tc>
+          <w:tcPr>
+            <w:tcW w:type="dxa" w:w="4680"/>
+          </w:tcPr>
+          <w:p>
+            <w:r>
+              <w:t>ARC</w:t>
+            </w:r>
+          </w:p>
+        </w:tc>
+        <w:tc>
+          <w:tcPr>
+            <w:tcW w:type="dxa" w:w="4680"/>
+          </w:tcPr>
+          <w:p>
+            <w:r>
+              <w:t>AR Credit Note</w:t>
+            </w:r>
+          </w:p>
+        </w:tc>
+      </w:tr>
+      <w:tr>
+        <w:tc>
+          <w:tcPr>
+            <w:tcW w:type="dxa" w:w="4680"/>
+          </w:tcPr>
+          <w:p>
+            <w:r>
+              <w:t>ARI</w:t>
+            </w:r>
+          </w:p>
+        </w:tc>
+        <w:tc>
+          <w:tcPr>
+            <w:tcW w:type="dxa" w:w="4680"/>
+          </w:tcPr>
+          <w:p>
+            <w:r>
+              <w:t>AR Invoice</w:t>
             </w:r>
           </w:p>
         </w:tc>
@@ -2723,6 +3932,28 @@
           </w:tcPr>
           <w:p>
             <w:r>
+              <w:t>COGS</w:t>
+            </w:r>
+          </w:p>
+        </w:tc>
+        <w:tc>
+          <w:tcPr>
+            <w:tcW w:type="dxa" w:w="4680"/>
+          </w:tcPr>
+          <w:p>
+            <w:r>
+              <w:t>Cost of Goods Sold</w:t>
+            </w:r>
+          </w:p>
+        </w:tc>
+      </w:tr>
+      <w:tr>
+        <w:tc>
+          <w:tcPr>
+            <w:tcW w:type="dxa" w:w="4680"/>
+          </w:tcPr>
+          <w:p>
+            <w:r>
               <w:t>DocEntry</w:t>
             </w:r>
           </w:p>
@@ -2767,6 +3998,28 @@
           </w:tcPr>
           <w:p>
             <w:r>
+              <w:t>DN</w:t>
+            </w:r>
+          </w:p>
+        </w:tc>
+        <w:tc>
+          <w:tcPr>
+            <w:tcW w:type="dxa" w:w="4680"/>
+          </w:tcPr>
+          <w:p>
+            <w:r>
+              <w:t>Delivery Note</w:t>
+            </w:r>
+          </w:p>
+        </w:tc>
+      </w:tr>
+      <w:tr>
+        <w:tc>
+          <w:tcPr>
+            <w:tcW w:type="dxa" w:w="4680"/>
+          </w:tcPr>
+          <w:p>
+            <w:r>
               <w:t>GL</w:t>
             </w:r>
           </w:p>
@@ -2789,6 +4042,28 @@
           </w:tcPr>
           <w:p>
             <w:r>
+              <w:t>IPAY</w:t>
+            </w:r>
+          </w:p>
+        </w:tc>
+        <w:tc>
+          <w:tcPr>
+            <w:tcW w:type="dxa" w:w="4680"/>
+          </w:tcPr>
+          <w:p>
+            <w:r>
+              <w:t>Incoming Payment (= Customer Receipt)</w:t>
+            </w:r>
+          </w:p>
+        </w:tc>
+      </w:tr>
+      <w:tr>
+        <w:tc>
+          <w:tcPr>
+            <w:tcW w:type="dxa" w:w="4680"/>
+          </w:tcPr>
+          <w:p>
+            <w:r>
               <w:t>JE</w:t>
             </w:r>
           </w:p>
@@ -2799,7 +4074,7 @@
           </w:tcPr>
           <w:p>
             <w:r>
-              <w:t>Journal Entry (a balanced Dr/Cr posting in the GL)</w:t>
+              <w:t>Journal Entry</w:t>
             </w:r>
           </w:p>
         </w:tc>
@@ -2843,7 +4118,95 @@
           </w:tcPr>
           <w:p>
             <w:r>
-              <w:t>Return Material Authorisation (= our Return Request)</w:t>
+              <w:t>Return Material Authorisation (= Return Request)</w:t>
+            </w:r>
+          </w:p>
+        </w:tc>
+      </w:tr>
+      <w:tr>
+        <w:tc>
+          <w:tcPr>
+            <w:tcW w:type="dxa" w:w="4680"/>
+          </w:tcPr>
+          <w:p>
+            <w:r>
+              <w:t>RR</w:t>
+            </w:r>
+          </w:p>
+        </w:tc>
+        <w:tc>
+          <w:tcPr>
+            <w:tcW w:type="dxa" w:w="4680"/>
+          </w:tcPr>
+          <w:p>
+            <w:r>
+              <w:t>Return Request</w:t>
+            </w:r>
+          </w:p>
+        </w:tc>
+      </w:tr>
+      <w:tr>
+        <w:tc>
+          <w:tcPr>
+            <w:tcW w:type="dxa" w:w="4680"/>
+          </w:tcPr>
+          <w:p>
+            <w:r>
+              <w:t>RTN</w:t>
+            </w:r>
+          </w:p>
+        </w:tc>
+        <w:tc>
+          <w:tcPr>
+            <w:tcW w:type="dxa" w:w="4680"/>
+          </w:tcPr>
+          <w:p>
+            <w:r>
+              <w:t>Return Note</w:t>
+            </w:r>
+          </w:p>
+        </w:tc>
+      </w:tr>
+      <w:tr>
+        <w:tc>
+          <w:tcPr>
+            <w:tcW w:type="dxa" w:w="4680"/>
+          </w:tcPr>
+          <w:p>
+            <w:r>
+              <w:t>SO</w:t>
+            </w:r>
+          </w:p>
+        </w:tc>
+        <w:tc>
+          <w:tcPr>
+            <w:tcW w:type="dxa" w:w="4680"/>
+          </w:tcPr>
+          <w:p>
+            <w:r>
+              <w:t>Sales Order</w:t>
+            </w:r>
+          </w:p>
+        </w:tc>
+      </w:tr>
+      <w:tr>
+        <w:tc>
+          <w:tcPr>
+            <w:tcW w:type="dxa" w:w="4680"/>
+          </w:tcPr>
+          <w:p>
+            <w:r>
+              <w:t>SQ</w:t>
+            </w:r>
+          </w:p>
+        </w:tc>
+        <w:tc>
+          <w:tcPr>
+            <w:tcW w:type="dxa" w:w="4680"/>
+          </w:tcPr>
+          <w:p>
+            <w:r>
+              <w:t>Sales Quote</w:t>
             </w:r>
           </w:p>
         </w:tc>
@@ -2887,7 +4250,29 @@
           </w:tcPr>
           <w:p>
             <w:r>
-              <w:t>Value-Added Tax (Output VAT = collected from customer)</w:t>
+              <w:t>Value-Added Tax</w:t>
+            </w:r>
+          </w:p>
+        </w:tc>
+      </w:tr>
+      <w:tr>
+        <w:tc>
+          <w:tcPr>
+            <w:tcW w:type="dxa" w:w="4680"/>
+          </w:tcPr>
+          <w:p>
+            <w:r>
+              <w:t>WIP</w:t>
+            </w:r>
+          </w:p>
+        </w:tc>
+        <w:tc>
+          <w:tcPr>
+            <w:tcW w:type="dxa" w:w="4680"/>
+          </w:tcPr>
+          <w:p>
+            <w:r>
+              <w:t>Work in Progress (Wave 5 concept)</w:t>
             </w:r>
           </w:p>
         </w:tc>
@@ -2912,7 +4297,7 @@
           <w:i w:val="0"/>
           <w:sz w:val="22"/>
         </w:rPr>
-        <w:t>If you encounter unexpected behaviour, an error message that is unclear, or a workflow gap that surfaces during testing, please log it in the issue tracker with: the document number(s) involved, the action you took, what you expected, and what actually happened. Screenshots help. Thank you for testing.</w:t>
+        <w:t>If you encounter unexpected behaviour, an error message that's unclear, or a workflow gap during testing, please log it in the issue tracker with: the document number(s) involved, the action you took, what you expected, and what actually happened. Screenshots help. Thank you for testing.</w:t>
       </w:r>
     </w:p>
     <w:sectPr>
